--- a/02_PRD.docx
+++ b/02_PRD.docx
@@ -7,7 +7,10 @@
         <w:pStyle w:val="Title"/>
       </w:pPr>
       <w:r>
-        <w:t>02  |  Product requirements</w:t>
+        <w:rPr>
+          <w:color w:val="000000"/>
+        </w:rPr>
+        <w:t>MotoMedic AI product requirements</w:t>
       </w:r>
     </w:p>
     <w:p>
@@ -15,7 +18,10 @@
         <w:pStyle w:val="Subtitle"/>
       </w:pPr>
       <w:r>
-        <w:t>PRD v0.2  •  User journeys, behavioral contracts and acceptance criteria</w:t>
+        <w:rPr>
+          <w:color w:val="000000"/>
+        </w:rPr>
+        <w:t>PRD v0.3  User journeys and acceptance criteria aligned to TRD v0.4</w:t>
       </w:r>
     </w:p>
     <w:p>
@@ -25,7 +31,13 @@
           <w:color w:val="B5631D"/>
           <w:sz w:val="17"/>
         </w:rPr>
-        <w:t>DRAFT  v0.2    •    Manual-specific rules and golden answers pending OEM source review</w:t>
+        <w:t>v0.3  Refreshed 9 October 2026  Independent source review and release pending</w:t>
+      </w:r>
+    </w:p>
+    <w:p>
+      <w:pPr/>
+      <w:r>
+        <w:t>TRD v0.4 is the authoritative design and technical contract as of 9 October 2026. This document follows it. The approved owner manual governs motorcycle facts; source applicability, rights, independent review and release gates remain mandatory. Recorded implementation progress does not constitute release approval.</w:t>
       </w:r>
     </w:p>
     <w:p>
@@ -33,6 +45,9 @@
         <w:pStyle w:val="Heading1"/>
       </w:pPr>
       <w:r>
+        <w:rPr>
+          <w:color w:val="000000"/>
+        </w:rPr>
         <w:t>1  Product summary</w:t>
       </w:r>
     </w:p>
@@ -46,6 +61,9 @@
         <w:pStyle w:val="Heading1"/>
       </w:pPr>
       <w:r>
+        <w:rPr>
+          <w:color w:val="000000"/>
+        </w:rPr>
         <w:t>2  Problem, users and jobs to be done</w:t>
       </w:r>
     </w:p>
@@ -356,6 +374,9 @@
         <w:pStyle w:val="Heading1"/>
       </w:pPr>
       <w:r>
+        <w:rPr>
+          <w:color w:val="000000"/>
+        </w:rPr>
         <w:t>3  Goals and non-goals</w:t>
       </w:r>
     </w:p>
@@ -364,7 +385,7 @@
         <w:pStyle w:val="ListBullet"/>
       </w:pPr>
       <w:r>
-        <w:t>G1: Maximize correct manual-supported troubleshooting outcomes while maintaining a low unsupported-instruction rate</w:t>
+        <w:t>G1: Deliver correct manual-supported outcomes with zero manually reviewed unsupported technical steps in the release suite; this is a benchmark gate, not a field guarantee.</w:t>
       </w:r>
     </w:p>
     <w:p>
@@ -420,6 +441,9 @@
         <w:pStyle w:val="Heading1"/>
       </w:pPr>
       <w:r>
+        <w:rPr>
+          <w:color w:val="000000"/>
+        </w:rPr>
         <w:t>4  Functional requirements</w:t>
       </w:r>
     </w:p>
@@ -959,9 +983,6 @@
             <w:vAlign w:val="center"/>
           </w:tcPr>
           <w:p>
-            <w:pPr>
-              <w:spacing w:after="20"/>
-            </w:pPr>
             <w:r>
               <w:rPr>
                 <w:sz w:val="16"/>
@@ -976,14 +997,11 @@
             <w:vAlign w:val="center"/>
           </w:tcPr>
           <w:p>
-            <w:pPr>
-              <w:spacing w:after="20"/>
-            </w:pPr>
             <w:r>
               <w:rPr>
                 <w:sz w:val="16"/>
               </w:rPr>
-              <w:t>Safety policy</w:t>
+              <w:t>Safety and prerequisite policy</w:t>
             </w:r>
           </w:p>
         </w:tc>
@@ -993,14 +1011,11 @@
             <w:vAlign w:val="center"/>
           </w:tcPr>
           <w:p>
-            <w:pPr>
-              <w:spacing w:after="20"/>
-            </w:pPr>
             <w:r>
               <w:rPr>
                 <w:sz w:val="16"/>
               </w:rPr>
-              <w:t>Manual warnings surfaced; conflicts/missing prerequisites trigger clarification or stop</w:t>
+              <w:t>Known applicable stop retains its verified warning; rider-resolvable facts clarify; source gaps block; operational failures return SYSTEM_ERROR</w:t>
             </w:r>
           </w:p>
         </w:tc>
@@ -1189,14 +1204,11 @@
             <w:vAlign w:val="center"/>
           </w:tcPr>
           <w:p>
-            <w:pPr>
-              <w:spacing w:after="20"/>
-            </w:pPr>
             <w:r>
               <w:rPr>
                 <w:sz w:val="16"/>
               </w:rPr>
-              <w:t>FR-13 / P1</w:t>
+              <w:t>FR-13 / P0</w:t>
             </w:r>
           </w:p>
         </w:tc>
@@ -1206,14 +1218,11 @@
             <w:vAlign w:val="center"/>
           </w:tcPr>
           <w:p>
-            <w:pPr>
-              <w:spacing w:after="20"/>
-            </w:pPr>
             <w:r>
               <w:rPr>
                 <w:sz w:val="16"/>
               </w:rPr>
-              <w:t>Correction / backtracking</w:t>
+              <w:t>Correction and backtracking</w:t>
             </w:r>
           </w:p>
         </w:tc>
@@ -1223,14 +1232,11 @@
             <w:vAlign w:val="center"/>
           </w:tcPr>
           <w:p>
-            <w:pPr>
-              <w:spacing w:after="20"/>
-            </w:pPr>
             <w:r>
               <w:rPr>
                 <w:sz w:val="16"/>
               </w:rPr>
-              <w:t>“I meant X, not Y” revises observation and re-evaluates affected branches</w:t>
+              <w:t>Corrections supersede immutable observations and re-evaluate branches; repetition requires a documented exception and explanation</w:t>
             </w:r>
           </w:p>
         </w:tc>
@@ -1350,6 +1356,252 @@
           </w:p>
         </w:tc>
       </w:tr>
+      <w:tr>
+        <w:tc>
+          <w:tcPr>
+            <w:tcW w:type="dxa" w:w="3341"/>
+          </w:tcPr>
+          <w:p>
+            <w:r>
+              <w:rPr>
+                <w:sz w:val="16"/>
+              </w:rPr>
+              <w:t>FR-16 / P0</w:t>
+            </w:r>
+          </w:p>
+        </w:tc>
+        <w:tc>
+          <w:tcPr>
+            <w:tcW w:type="dxa" w:w="3341"/>
+          </w:tcPr>
+          <w:p>
+            <w:r>
+              <w:rPr>
+                <w:sz w:val="16"/>
+              </w:rPr>
+              <w:t>Reviewed rules and eligibility</w:t>
+            </w:r>
+          </w:p>
+        </w:tc>
+        <w:tc>
+          <w:tcPr>
+            <w:tcW w:type="dxa" w:w="3341"/>
+          </w:tcPr>
+          <w:p>
+            <w:r>
+              <w:rPr>
+                <w:sz w:val="16"/>
+              </w:rPr>
+              <w:t>Approved StepDefinition/ApplicabilityRule records; TRUE/FALSE/UNKNOWN conditions; no relevance-only authorization</w:t>
+            </w:r>
+          </w:p>
+        </w:tc>
+      </w:tr>
+      <w:tr>
+        <w:tc>
+          <w:tcPr>
+            <w:tcW w:type="dxa" w:w="3341"/>
+          </w:tcPr>
+          <w:p>
+            <w:r>
+              <w:rPr>
+                <w:sz w:val="16"/>
+              </w:rPr>
+              <w:t>FR-17 / P0</w:t>
+            </w:r>
+          </w:p>
+        </w:tc>
+        <w:tc>
+          <w:tcPr>
+            <w:tcW w:type="dxa" w:w="3341"/>
+          </w:tcPr>
+          <w:p>
+            <w:r>
+              <w:rPr>
+                <w:sz w:val="16"/>
+              </w:rPr>
+              <w:t>Complete reviewed evidence</w:t>
+            </w:r>
+          </w:p>
+        </w:tc>
+        <w:tc>
+          <w:tcPr>
+            <w:tcW w:type="dxa" w:w="3341"/>
+          </w:tcPr>
+          <w:p>
+            <w:r>
+              <w:rPr>
+                <w:sz w:val="16"/>
+              </w:rPr>
+              <w:t>Approved dependency manifest and all required action/warning/table/figure objects; empty or unreviewed set fails closed</w:t>
+            </w:r>
+          </w:p>
+        </w:tc>
+      </w:tr>
+      <w:tr>
+        <w:tc>
+          <w:tcPr>
+            <w:tcW w:type="dxa" w:w="3341"/>
+          </w:tcPr>
+          <w:p>
+            <w:r>
+              <w:rPr>
+                <w:sz w:val="16"/>
+              </w:rPr>
+              <w:t>FR-18 / P0</w:t>
+            </w:r>
+          </w:p>
+        </w:tc>
+        <w:tc>
+          <w:tcPr>
+            <w:tcW w:type="dxa" w:w="3341"/>
+          </w:tcPr>
+          <w:p>
+            <w:r>
+              <w:rPr>
+                <w:sz w:val="16"/>
+              </w:rPr>
+              <w:t>Bounded retrieval policy</w:t>
+            </w:r>
+          </w:p>
+        </w:tc>
+        <w:tc>
+          <w:tcPr>
+            <w:tcW w:type="dxa" w:w="3341"/>
+          </w:tcPr>
+          <w:p>
+            <w:r>
+              <w:rPr>
+                <w:sz w:val="16"/>
+              </w:rPr>
+              <w:t>One approved dependency recovery and one conditional rerank; no rerank for missing review; mandatory evidence retained</w:t>
+            </w:r>
+          </w:p>
+        </w:tc>
+      </w:tr>
+      <w:tr>
+        <w:tc>
+          <w:tcPr>
+            <w:tcW w:type="dxa" w:w="3341"/>
+          </w:tcPr>
+          <w:p>
+            <w:r>
+              <w:rPr>
+                <w:sz w:val="16"/>
+              </w:rPr>
+              <w:t>FR-19 / P0</w:t>
+            </w:r>
+          </w:p>
+        </w:tc>
+        <w:tc>
+          <w:tcPr>
+            <w:tcW w:type="dxa" w:w="3341"/>
+          </w:tcPr>
+          <w:p>
+            <w:r>
+              <w:rPr>
+                <w:sz w:val="16"/>
+              </w:rPr>
+              <w:t>Final response contract</w:t>
+            </w:r>
+          </w:p>
+        </w:tc>
+        <w:tc>
+          <w:tcPr>
+            <w:tcW w:type="dxa" w:w="3341"/>
+          </w:tcPr>
+          <w:p>
+            <w:r>
+              <w:rPr>
+                <w:sz w:val="16"/>
+              </w:rPr>
+              <w:t>Use SUPPORTED, AMBIGUOUS, UNSUPPORTED, SAFETY_STOP, SYSTEM_ERROR; validate every technical claim before release</w:t>
+            </w:r>
+          </w:p>
+        </w:tc>
+      </w:tr>
+      <w:tr>
+        <w:tc>
+          <w:tcPr>
+            <w:tcW w:type="dxa" w:w="3341"/>
+          </w:tcPr>
+          <w:p>
+            <w:r>
+              <w:rPr>
+                <w:sz w:val="16"/>
+              </w:rPr>
+              <w:t>FR-20 / P0</w:t>
+            </w:r>
+          </w:p>
+        </w:tc>
+        <w:tc>
+          <w:tcPr>
+            <w:tcW w:type="dxa" w:w="3341"/>
+          </w:tcPr>
+          <w:p>
+            <w:r>
+              <w:rPr>
+                <w:sz w:val="16"/>
+              </w:rPr>
+              <w:t>Exact-cache guardrails</w:t>
+            </w:r>
+          </w:p>
+        </w:tc>
+        <w:tc>
+          <w:tcPr>
+            <w:tcW w:type="dxa" w:w="3341"/>
+          </w:tcPr>
+          <w:p>
+            <w:r>
+              <w:rPr>
+                <w:sz w:val="16"/>
+              </w:rPr>
+              <w:t>Draft/stale/checksum/variant mismatches miss; only independently approved paths may hit; normal controller fallback</w:t>
+            </w:r>
+          </w:p>
+        </w:tc>
+      </w:tr>
+      <w:tr>
+        <w:tc>
+          <w:tcPr>
+            <w:tcW w:type="dxa" w:w="3341"/>
+          </w:tcPr>
+          <w:p>
+            <w:r>
+              <w:rPr>
+                <w:sz w:val="16"/>
+              </w:rPr>
+              <w:t>FR-21 / P0</w:t>
+            </w:r>
+          </w:p>
+        </w:tc>
+        <w:tc>
+          <w:tcPr>
+            <w:tcW w:type="dxa" w:w="3341"/>
+          </w:tcPr>
+          <w:p>
+            <w:r>
+              <w:rPr>
+                <w:sz w:val="16"/>
+              </w:rPr>
+              <w:t>Hosted operations and limits</w:t>
+            </w:r>
+          </w:p>
+        </w:tc>
+        <w:tc>
+          <w:tcPr>
+            <w:tcW w:type="dxa" w:w="3341"/>
+          </w:tcPr>
+          <w:p>
+            <w:r>
+              <w:rPr>
+                <w:sz w:val="16"/>
+              </w:rPr>
+              <w:t>Prebuilt index reused; server secrets; upload/rate/spend limits; redacted versioned traces</w:t>
+            </w:r>
+          </w:p>
+        </w:tc>
+      </w:tr>
     </w:tbl>
     <w:p>
       <w:pPr>
@@ -1361,12 +1613,15 @@
         <w:pStyle w:val="Heading1"/>
       </w:pPr>
       <w:r>
+        <w:rPr>
+          <w:color w:val="000000"/>
+        </w:rPr>
         <w:t>5  Adaptive troubleshooting behavior</w:t>
       </w:r>
     </w:p>
     <w:p>
       <w:r>
-        <w:t>A diagnostic session is a bounded tree/graph traversal over OEM-supported observations and procedures. The UI primarily presents a single step (or discriminating question) and asks for a structured result. Open-ended replies are interpreted into a typed outcome; uncertainty is explicitly retained.</w:t>
+        <w:t>A diagnostic session starts from one atomic symptom. It stores typed facts and immutable attempts separately from chat text and traverses only approved source-derived rules. Corrections supersede prior records, then re-evaluate affected branches. Open-ended replies may propose typed outcomes, but uncertain interpretation remains unknown until clarified.</w:t>
       </w:r>
     </w:p>
     <w:tbl>
@@ -1502,9 +1757,6 @@
             <w:shd w:fill="F3F6FA"/>
           </w:tcPr>
           <w:p>
-            <w:pPr>
-              <w:spacing w:after="20"/>
-            </w:pPr>
             <w:r>
               <w:rPr>
                 <w:sz w:val="16"/>
@@ -1520,14 +1772,11 @@
             <w:shd w:fill="F3F6FA"/>
           </w:tcPr>
           <w:p>
-            <w:pPr>
-              <w:spacing w:after="20"/>
-            </w:pPr>
             <w:r>
               <w:rPr>
                 <w:sz w:val="16"/>
               </w:rPr>
-              <w:t>User confirms a tested condition is normal</w:t>
+              <w:t>A specific tested condition was reported normal</w:t>
             </w:r>
           </w:p>
         </w:tc>
@@ -1538,14 +1787,11 @@
             <w:shd w:fill="F3F6FA"/>
           </w:tcPr>
           <w:p>
-            <w:pPr>
-              <w:spacing w:after="20"/>
-            </w:pPr>
             <w:r>
               <w:rPr>
                 <w:sz w:val="16"/>
               </w:rPr>
-              <w:t>Mark relevant abnormal branch ineligible; do not infer complete system health</w:t>
+              <w:t>Exclude only the documented branch contradicted by an approved predicate; never infer complete system health</w:t>
             </w:r>
           </w:p>
         </w:tc>
@@ -1847,6 +2093,40 @@
         <w:pStyle w:val="Heading1"/>
       </w:pPr>
       <w:r>
+        <w:rPr>
+          <w:color w:val="000000"/>
+        </w:rPr>
+        <w:t>Reviewed controller and answer requirements</w:t>
+      </w:r>
+    </w:p>
+    <w:p>
+      <w:r>
+        <w:t>The deterministic controller evaluates approved manual-derived and versioned product-policy predicates as TRUE, FALSE or UNKNOWN using typed facts and explicit units. FALSE blocks a dependent step; UNKNOWN withholds it and permits one reviewed source-derived question only if the rider can resolve the fact. An unresolved action never becomes a normal observation. Eligibility is separate from complete evidence and final claim validation. Optional models may propose observations or rank already eligible candidates; they cannot authorize actions.</w:t>
+      </w:r>
+    </w:p>
+    <w:p>
+      <w:r>
+        <w:t>Use dense cosine retrieval plus BM25 and RRF, initial parent/dependency assembly, source and applicability checks, at most one exact-ID recovery for approved missing dependencies, and at most one conditional cross-encoder attempt for uncertain ordering. Reassemble while retaining mandatory evidence. Missing review must not trigger reranking. Conditional is the normal policy; off and always_diagnostic are ablations. Current unreviewed bundles skip reranking and block technical generation.</w:t>
+      </w:r>
+    </w:p>
+    <w:p>
+      <w:r>
+        <w:t>Keep final statuses SUPPORTED, AMBIGUOUS, UNSUPPORTED, SAFETY_STOP and SYSTEM_ERROR distinct. A known applicable safety stop retains its verified warning even if another component fails; otherwise a required operational failure is SYSTEM_ERROR. Rider-resolvable missing facts yield AMBIGUOUS. Established source gaps, unsupported requests and exhausted paths yield UNSUPPORTED after bounded recovery, with verified OEM support. Never ask the rider to resolve missing source warnings, table headers or review decisions. SUPPORTED requires both deterministic and semantic claim validation after controller selection.</w:t>
+      </w:r>
+    </w:p>
+    <w:p>
+      <w:r>
+        <w:t>Exact reviewed paths are keyed by manual checksum, confirmed variant, intent/relevant symptoms, typed outcomes, flow/controller and policy versions, with prompt and approval dependencies. Draft, stale and mismatched entries miss closed. Changes to rules, review, dependencies or policy invalidate affected cache entries and cases. Manual checksum, parser/chunker or embedding changes create a new index version; unchanged document vectors are reused for retrieval-policy changes.</w:t>
+      </w:r>
+    </w:p>
+    <w:p>
+      <w:pPr>
+        <w:pStyle w:val="Heading1"/>
+      </w:pPr>
+      <w:r>
+        <w:rPr>
+          <w:color w:val="000000"/>
+        </w:rPr>
         <w:t>6  Interaction examples (illustrative, not manual-grounded)</w:t>
       </w:r>
     </w:p>
@@ -2150,6 +2430,9 @@
         <w:pStyle w:val="Heading1"/>
       </w:pPr>
       <w:r>
+        <w:rPr>
+          <w:color w:val="000000"/>
+        </w:rPr>
         <w:t>7  UX content and presentation policy</w:t>
       </w:r>
     </w:p>
@@ -2174,7 +2457,7 @@
         <w:pStyle w:val="ListBullet"/>
       </w:pPr>
       <w:r>
-        <w:t>Abstention language: “I could not verify an applicable procedure in the selected manual. For further diagnosis, please contact the OEM/authorized service provider.”</w:t>
+        <w:t>UNSUPPORTED wording must reflect an established source gap, unsupported request or exhausted documented path and offer the verified support route. Source-review gaps must not become rider questions. AMBIGUOUS asks one reviewed source-derived question about a rider-resolvable fact.</w:t>
       </w:r>
     </w:p>
     <w:p>
@@ -2190,6 +2473,9 @@
         <w:pStyle w:val="Heading1"/>
       </w:pPr>
       <w:r>
+        <w:rPr>
+          <w:color w:val="000000"/>
+        </w:rPr>
         <w:t>8  Safety, privacy and trust requirements</w:t>
       </w:r>
     </w:p>
@@ -2238,6 +2524,9 @@
         <w:pStyle w:val="Heading1"/>
       </w:pPr>
       <w:r>
+        <w:rPr>
+          <w:color w:val="000000"/>
+        </w:rPr>
         <w:t>9  Nonfunctional requirements and indicative targets</w:t>
       </w:r>
     </w:p>
@@ -2500,9 +2789,6 @@
             <w:shd w:fill="F3F6FA"/>
           </w:tcPr>
           <w:p>
-            <w:pPr>
-              <w:spacing w:after="20"/>
-            </w:pPr>
             <w:r>
               <w:rPr>
                 <w:sz w:val="16"/>
@@ -2518,14 +2804,11 @@
             <w:shd w:fill="F3F6FA"/>
           </w:tcPr>
           <w:p>
-            <w:pPr>
-              <w:spacing w:after="20"/>
-            </w:pPr>
             <w:r>
               <w:rPr>
                 <w:sz w:val="16"/>
               </w:rPr>
-              <w:t>Warm text p95 under 5 seconds; photo p95 under 10 seconds; measure cold starts separately</w:t>
+              <w:t>Measure warm text p50 &lt;=2.5 seconds and p95 &lt;=5 seconds, photo p95 &lt;=10 seconds, with cold starts separate. TTFO runs from confirmed input to the first releasable answer token; loading indicators do not count and technical tokens remain withheld until validation. Report fast, recovery/rerank and combined p95, fallback frequency, stage failures and cost per correctly handled case.</w:t>
             </w:r>
           </w:p>
         </w:tc>
@@ -2580,9 +2863,6 @@
             <w:shd w:fill="F3F6FA"/>
           </w:tcPr>
           <w:p>
-            <w:pPr>
-              <w:spacing w:after="20"/>
-            </w:pPr>
             <w:r>
               <w:rPr>
                 <w:sz w:val="16"/>
@@ -2598,14 +2878,36 @@
             <w:shd w:fill="F3F6FA"/>
           </w:tcPr>
           <w:p>
-            <w:pPr>
-              <w:spacing w:after="20"/>
-            </w:pPr>
+            <w:r>
+              <w:t>Authorized US$10 scope; INR800 lifetime budget, alerts INR400/640/800, live stop INR640. Reporting delayed. Daily/rate limits pending; owner authorization required to restart stopped billing.</w:t>
+            </w:r>
+          </w:p>
+        </w:tc>
+      </w:tr>
+      <w:tr>
+        <w:tc>
+          <w:tcPr>
+            <w:tcW w:type="dxa" w:w="5011"/>
+          </w:tcPr>
+          <w:p>
             <w:r>
               <w:rPr>
                 <w:sz w:val="16"/>
               </w:rPr>
-              <w:t>Track cost per correctly handled case; define budget after model/provider selection</w:t>
+              <w:t>Next-step correctness and repeat defects</w:t>
+            </w:r>
+          </w:p>
+        </w:tc>
+        <w:tc>
+          <w:tcPr>
+            <w:tcW w:type="dxa" w:w="5011"/>
+          </w:tcPr>
+          <w:p>
+            <w:r>
+              <w:rPr>
+                <w:sz w:val="16"/>
+              </w:rPr>
+              <w:t>At least 95% correct transitions; zero unjustified repeats in the manually reviewed release suite</w:t>
             </w:r>
           </w:p>
         </w:tc>
@@ -2621,6 +2923,9 @@
         <w:pStyle w:val="Heading1"/>
       </w:pPr>
       <w:r>
+        <w:rPr>
+          <w:color w:val="000000"/>
+        </w:rPr>
         <w:t>10  Acceptance test / release gates</w:t>
       </w:r>
     </w:p>
@@ -2677,6 +2982,9 @@
         <w:pStyle w:val="Heading1"/>
       </w:pPr>
       <w:r>
+        <w:rPr>
+          <w:color w:val="000000"/>
+        </w:rPr>
         <w:t>11  Dependencies and open questions</w:t>
       </w:r>
     </w:p>
@@ -2709,9 +3017,39 @@
         <w:t>Supporting technical documentation is referenced in the Concept and To Build documents.</w:t>
       </w:r>
     </w:p>
+    <w:p>
+      <w:pPr>
+        <w:pStyle w:val="Heading1"/>
+      </w:pPr>
+      <w:r>
+        <w:rPr>
+          <w:color w:val="000000"/>
+        </w:rPr>
+        <w:t>Recorded progress and remaining release gates</w:t>
+      </w:r>
+    </w:p>
+    <w:p>
+      <w:r>
+        <w:t>Hosted BGE M3 ingestion and authenticated Cloud Run Qdrant are candidate infrastructure: 532 chunks, 277 section parents and 11/11 recorded backend checks. UI, integrated controller and gated generator remain pending; may_generate_procedural_advice is false.</w:t>
+      </w:r>
+    </w:p>
+    <w:p>
+      <w:r>
+        <w:t>Approve procedure boundaries, rules and dependency manifests independently. Page 103 fallback remains flagged. Confirm year, market, variant, edition, source URL, display/hosting rights and the OEM service route before public advice.</w:t>
+      </w:r>
+    </w:p>
+    <w:p>
+      <w:r>
+        <w:t>The 37 atomic cases and exact cache remain drafts. Independently review at least 25 cases against original pages, split tuning/regression from holdout, calibrate retrieval thresholds and test rules, dependencies, safety precedence, failure wording, citations, corrections and cache invalidation. The 27 older compound cards measure in-sample cited-page coverage only. No release score or field repair success is established.</w:t>
+      </w:r>
+    </w:p>
     <w:sectPr>
       <w:headerReference w:type="default" r:id="rId9"/>
       <w:footerReference w:type="default" r:id="rId10"/>
+      <w:footerReference w:type="first" r:id="rId11"/>
+      <w:footerReference w:type="even" r:id="rId12"/>
+      <w:headerReference w:type="first" r:id="rId13"/>
+      <w:headerReference w:type="even" r:id="rId14"/>
       <w:pgSz w:w="12240" w:h="15840"/>
       <w:pgMar w:top="1123" w:right="1109" w:bottom="1008" w:left="1109" w:header="720" w:footer="720" w:gutter="0"/>
       <w:cols w:space="720"/>
@@ -2733,9 +3071,29 @@
         <w:color w:val="526071"/>
         <w:sz w:val="16"/>
       </w:rPr>
-      <w:t xml:space="preserve">DRAFT • PRE-MANUAL     |     08 OCTOBER 2026     |     </w:t>
+      <w:t xml:space="preserve">DRAFT • SOURCE REVIEW PENDING     |     09 OCTOBER 2026     |     </w:t>
     </w:r>
     <w:fldSimple w:instr="PAGE"/>
+  </w:p>
+</w:ftr>
+</file>
+
+<file path=word/footer2.xml><?xml version="1.0" encoding="utf-8"?>
+<w:ftr xmlns:m="http://schemas.openxmlformats.org/officeDocument/2006/math" xmlns:mc="http://schemas.openxmlformats.org/markup-compatibility/2006" xmlns:mo="http://schemas.microsoft.com/office/mac/office/2008/main" xmlns:mv="urn:schemas-microsoft-com:mac:vml" xmlns:o="urn:schemas-microsoft-com:office:office" xmlns:r="http://schemas.openxmlformats.org/officeDocument/2006/relationships" xmlns:v="urn:schemas-microsoft-com:vml" xmlns:w10="urn:schemas-microsoft-com:office:word" xmlns:w14="http://schemas.microsoft.com/office/word/2010/wordml" xmlns:w="http://schemas.openxmlformats.org/wordprocessingml/2006/main" xmlns:wne="http://schemas.microsoft.com/office/word/2006/wordml" xmlns:wp14="http://schemas.microsoft.com/office/word/2010/wordprocessingDrawing" xmlns:wp="http://schemas.openxmlformats.org/drawingml/2006/wordprocessingDrawing" xmlns:wpc="http://schemas.microsoft.com/office/word/2010/wordprocessingCanvas" xmlns:wpg="http://schemas.microsoft.com/office/word/2010/wordprocessingGroup" xmlns:wpi="http://schemas.microsoft.com/office/word/2010/wordprocessingInk" xmlns:wps="http://schemas.microsoft.com/office/word/2010/wordprocessingShape" mc:Ignorable="w14 wp14">
+  <w:p>
+    <w:pPr>
+      <w:pStyle w:val="Footer"/>
+    </w:pPr>
+  </w:p>
+</w:ftr>
+</file>
+
+<file path=word/footer3.xml><?xml version="1.0" encoding="utf-8"?>
+<w:ftr xmlns:m="http://schemas.openxmlformats.org/officeDocument/2006/math" xmlns:mc="http://schemas.openxmlformats.org/markup-compatibility/2006" xmlns:mo="http://schemas.microsoft.com/office/mac/office/2008/main" xmlns:mv="urn:schemas-microsoft-com:mac:vml" xmlns:o="urn:schemas-microsoft-com:office:office" xmlns:r="http://schemas.openxmlformats.org/officeDocument/2006/relationships" xmlns:v="urn:schemas-microsoft-com:vml" xmlns:w10="urn:schemas-microsoft-com:office:word" xmlns:w14="http://schemas.microsoft.com/office/word/2010/wordml" xmlns:w="http://schemas.openxmlformats.org/wordprocessingml/2006/main" xmlns:wne="http://schemas.microsoft.com/office/word/2006/wordml" xmlns:wp14="http://schemas.microsoft.com/office/word/2010/wordprocessingDrawing" xmlns:wp="http://schemas.openxmlformats.org/drawingml/2006/wordprocessingDrawing" xmlns:wpc="http://schemas.microsoft.com/office/word/2010/wordprocessingCanvas" xmlns:wpg="http://schemas.microsoft.com/office/word/2010/wordprocessingGroup" xmlns:wpi="http://schemas.microsoft.com/office/word/2010/wordprocessingInk" xmlns:wps="http://schemas.microsoft.com/office/word/2010/wordprocessingShape" mc:Ignorable="w14 wp14">
+  <w:p>
+    <w:pPr>
+      <w:pStyle w:val="Footer"/>
+    </w:pPr>
   </w:p>
 </w:ftr>
 </file>
@@ -2749,11 +3107,31 @@
     </w:pPr>
     <w:r>
       <w:rPr>
-        <w:color w:val="007F7B"/>
+        <w:color w:val="000000"/>
         <w:sz w:val="16"/>
       </w:rPr>
       <w:t>MOTOMEDIC AI   |   DESIGN PACKAGE</w:t>
     </w:r>
+  </w:p>
+</w:hdr>
+</file>
+
+<file path=word/header2.xml><?xml version="1.0" encoding="utf-8"?>
+<w:hdr xmlns:m="http://schemas.openxmlformats.org/officeDocument/2006/math" xmlns:mc="http://schemas.openxmlformats.org/markup-compatibility/2006" xmlns:mo="http://schemas.microsoft.com/office/mac/office/2008/main" xmlns:mv="urn:schemas-microsoft-com:mac:vml" xmlns:o="urn:schemas-microsoft-com:office:office" xmlns:r="http://schemas.openxmlformats.org/officeDocument/2006/relationships" xmlns:v="urn:schemas-microsoft-com:vml" xmlns:w10="urn:schemas-microsoft-com:office:word" xmlns:w14="http://schemas.microsoft.com/office/word/2010/wordml" xmlns:w="http://schemas.openxmlformats.org/wordprocessingml/2006/main" xmlns:wne="http://schemas.microsoft.com/office/word/2006/wordml" xmlns:wp14="http://schemas.microsoft.com/office/word/2010/wordprocessingDrawing" xmlns:wp="http://schemas.openxmlformats.org/drawingml/2006/wordprocessingDrawing" xmlns:wpc="http://schemas.microsoft.com/office/word/2010/wordprocessingCanvas" xmlns:wpg="http://schemas.microsoft.com/office/word/2010/wordprocessingGroup" xmlns:wpi="http://schemas.microsoft.com/office/word/2010/wordprocessingInk" xmlns:wps="http://schemas.microsoft.com/office/word/2010/wordprocessingShape" mc:Ignorable="w14 wp14">
+  <w:p>
+    <w:pPr>
+      <w:pStyle w:val="Header"/>
+    </w:pPr>
+  </w:p>
+</w:hdr>
+</file>
+
+<file path=word/header3.xml><?xml version="1.0" encoding="utf-8"?>
+<w:hdr xmlns:m="http://schemas.openxmlformats.org/officeDocument/2006/math" xmlns:mc="http://schemas.openxmlformats.org/markup-compatibility/2006" xmlns:mo="http://schemas.microsoft.com/office/mac/office/2008/main" xmlns:mv="urn:schemas-microsoft-com:mac:vml" xmlns:o="urn:schemas-microsoft-com:office:office" xmlns:r="http://schemas.openxmlformats.org/officeDocument/2006/relationships" xmlns:v="urn:schemas-microsoft-com:vml" xmlns:w10="urn:schemas-microsoft-com:office:word" xmlns:w14="http://schemas.microsoft.com/office/word/2010/wordml" xmlns:w="http://schemas.openxmlformats.org/wordprocessingml/2006/main" xmlns:wne="http://schemas.microsoft.com/office/word/2006/wordml" xmlns:wp14="http://schemas.microsoft.com/office/word/2010/wordprocessingDrawing" xmlns:wp="http://schemas.openxmlformats.org/drawingml/2006/wordprocessingDrawing" xmlns:wpc="http://schemas.microsoft.com/office/word/2010/wordprocessingCanvas" xmlns:wpg="http://schemas.microsoft.com/office/word/2010/wordprocessingGroup" xmlns:wpi="http://schemas.microsoft.com/office/word/2010/wordprocessingInk" xmlns:wps="http://schemas.microsoft.com/office/word/2010/wordprocessingShape" mc:Ignorable="w14 wp14">
+  <w:p>
+    <w:pPr>
+      <w:pStyle w:val="Header"/>
+    </w:pPr>
   </w:p>
 </w:hdr>
 </file>
@@ -3192,7 +3570,7 @@
       <w:rFonts w:asciiTheme="majorHAnsi" w:eastAsiaTheme="majorEastAsia" w:hAnsiTheme="majorHAnsi" w:cstheme="majorBidi" w:ascii="Aptos Display" w:hAnsi="Aptos Display"/>
       <w:b/>
       <w:bCs/>
-      <w:color w:val="102238"/>
+      <w:color w:val="000000"/>
       <w:sz w:val="28"/>
       <w:szCs w:val="28"/>
     </w:rPr>
@@ -3216,7 +3594,7 @@
       <w:rFonts w:asciiTheme="majorHAnsi" w:eastAsiaTheme="majorEastAsia" w:hAnsiTheme="majorHAnsi" w:cstheme="majorBidi" w:ascii="Aptos" w:hAnsi="Aptos"/>
       <w:b/>
       <w:bCs/>
-      <w:color w:val="1766A5"/>
+      <w:color w:val="000000"/>
       <w:sz w:val="23"/>
       <w:szCs w:val="26"/>
     </w:rPr>
@@ -3240,7 +3618,7 @@
       <w:rFonts w:asciiTheme="majorHAnsi" w:eastAsiaTheme="majorEastAsia" w:hAnsiTheme="majorHAnsi" w:cstheme="majorBidi" w:ascii="Aptos" w:hAnsi="Aptos"/>
       <w:b/>
       <w:bCs/>
-      <w:color w:val="007F7B"/>
+      <w:color w:val="000000"/>
       <w:sz w:val="20"/>
     </w:rPr>
   </w:style>
@@ -3473,16 +3851,13 @@
     <w:rsid w:val="00FC693F"/>
     <w:pPr>
       <w:keepNext/>
-      <w:pBdr>
-        <w:bottom w:val="single" w:sz="8" w:space="4" w:color="4F81BD" w:themeColor="accent1"/>
-      </w:pBdr>
       <w:spacing w:after="160" w:line="240" w:lineRule="auto" w:before="0"/>
       <w:contextualSpacing/>
     </w:pPr>
     <w:rPr>
       <w:rFonts w:asciiTheme="majorHAnsi" w:eastAsiaTheme="majorEastAsia" w:hAnsiTheme="majorHAnsi" w:cstheme="majorBidi" w:ascii="Aptos Display" w:hAnsi="Aptos Display"/>
       <w:b/>
-      <w:color w:val="102238"/>
+      <w:color w:val="000000"/>
       <w:spacing w:val="5"/>
       <w:kern w:val="28"/>
       <w:sz w:val="44"/>
@@ -3524,7 +3899,7 @@
       <w:b w:val="0"/>
       <w:i/>
       <w:iCs/>
-      <w:color w:val="526071"/>
+      <w:color w:val="000000"/>
       <w:spacing w:val="15"/>
       <w:sz w:val="21"/>
       <w:szCs w:val="24"/>

--- a/02_PRD.docx
+++ b/02_PRD.docx
@@ -21,23 +21,95 @@
         <w:rPr>
           <w:color w:val="000000"/>
         </w:rPr>
-        <w:t>PRD v0.3  User journeys and acceptance criteria aligned to TRD v0.4</w:t>
+        <w:t>PRD version 04 user journeys and acceptance criteria aligned with TRD version 06</w:t>
       </w:r>
     </w:p>
     <w:p>
       <w:r>
-        <w:rPr>
-          <w:b/>
-          <w:color w:val="B5631D"/>
-          <w:sz w:val="17"/>
-        </w:rPr>
-        <w:t>v0.3  Refreshed 9 October 2026  Independent source review and release pending</w:t>
+        <w:t>Reconciled 11 October 2026 current design implemented status requires fresh evidence</w:t>
       </w:r>
     </w:p>
     <w:p>
       <w:pPr/>
       <w:r>
-        <w:t>TRD v0.4 is the authoritative design and technical contract as of 9 October 2026. This document follows it. The approved owner manual governs motorcycle facts; source applicability, rights, independent review and release gates remain mandatory. Recorded implementation progress does not constitute release approval.</w:t>
+        <w:t>TRD v0.6 records the owner decision of 11 October 2026: open manual question answering through DRAFT, a separate online semantic VERIFY call, and delivery of the saved buffered response through STREAM. This supersedes A/B selection, exact-answer-only restrictions, universal StepDefinition or diagnostic-path gates, and the later no-online-verifier amendment. Source integrity, selected-manual applicability, privacy, limits and source display restrictions remain binding. This design decision does not authorize new spending, billing changes or deployment.</w:t>
+      </w:r>
+    </w:p>
+    <w:p>
+      <w:pPr>
+        <w:pStyle w:val="Heading1"/>
+      </w:pPr>
+      <w:r>
+        <w:rPr>
+          <w:color w:val="000000"/>
+        </w:rPr>
+        <w:t>Current answer architecture</w:t>
+      </w:r>
+    </w:p>
+    <w:p>
+      <w:pPr/>
+      <w:r>
+        <w:t>The rider may ask any question about the selected motorcycle and manual, including a documented procedure. No predefined question, canonical response, intent catalogue, fact group, answer scope or registered action is required for an otherwise source-supported answer. The applicable manual evidence is the knowledge authority. Give concise useful information, state partial support clearly, and provide the verified OEM support route where appropriate. Do not invent diagnosis, repairs, conditions or OEM ordering. Rider usefulness feedback does not establish technical correctness or a verified repair.</w:t>
+      </w:r>
+    </w:p>
+    <w:p>
+      <w:pPr/>
+      <w:r>
+        <w:t>Reuse versioned hosted Docling ingestion, BGE M3 plus BM25 and Qdrant. Retrieve and assemble relevant immutable passages through hybrid search, bounded recovery and conditional reranking. Do not parse or embed the manual per request. A high relevance score does not establish support; failure to retrieve an answer is not proof of absence throughout the manual.</w:t>
+      </w:r>
+    </w:p>
+    <w:p>
+      <w:pPr/>
+      <w:r>
+        <w:t>DRAFT privately using the actual question, relevant conversation history and outcomes, assembled applicable evidence and citation IDs, and the source-only policy. Produce the complete proposed answer with claim mappings, conditions, warnings and any limits. There is no separate assess-evidence-first LLM call. Allow new wording and combinations of supported facts; never expose private drafting tokens.</w:t>
+      </w:r>
+    </w:p>
+    <w:p>
+      <w:pPr/>
+      <w:r>
+        <w:t>VERIFY in a separate LLM call against the exact question, relevant history, complete proposed response, claim mappings and source passages. Check meaningful question coverage and every technical claim, including applicability, conditions, warnings, prerequisites, units and specifications. Record strict structured coverage, per-claim support, omissions, conflicts and release eligibility, bound to exact response and evidence hashes. Confidence is not acceptance. The verifier evaluates and does not rewrite an accepted answer.</w:t>
+      </w:r>
+    </w:p>
+    <w:p>
+      <w:pPr/>
+      <w:r>
+        <w:t>Finalize all server-added technical text, warnings and citations before verification. Withhold rejected drafts. Permit at most one evidence-supported correction and a new verification call; any changed response must be verified again. Verification remains probabilistic; evaluate false acceptance and false refusal independently against original pages.</w:t>
+      </w:r>
+    </w:p>
+    <w:p>
+      <w:pPr/>
+      <w:r>
+        <w:t>Show the operational labels Retrieving manual information, Drafting your answer, Checking the answer against the manual, and Displaying the verified answer when the backend actually enters each stage. Open the progress channel promptly, without chain-of-thought, fake percentages or simulated timing. Release answer content only after whole-response verification, final integrity checks and durable save. Stream the exact buffered accepted response without another model call. Bind delivery to accepted response hash, evidence and runtime versions, and operation ID; preserve complete saved answers and idempotent recovery after disconnects.</w:t>
+      </w:r>
+    </w:p>
+    <w:p>
+      <w:pPr/>
+      <w:r>
+        <w:t>Relevant typed facts and immutable outcomes remain separate from conversational wording. ACTION_COMPLETED_UNRESOLVED never becomes OBSERVED_NORMAL. Optional legacy troubleshooting flows may retain reviewed StepDefinition and ApplicabilityRule records, but they cannot restrict ordinary manual Q&amp;A or source-supported questions about documented procedures. Source-derived prerequisites and warnings must be satisfied, clarified when rider-resolvable, or explicitly handled in the verified answer.</w:t>
+      </w:r>
+    </w:p>
+    <w:p>
+      <w:pPr/>
+      <w:r>
+        <w:t>Keep SUPPORTED, AMBIGUOUS, UNSUPPORTED, SAFETY_STOP and SYSTEM_ERROR distinct. A supported partial answer states what the evidence supports and what remains unanswered. Ask one focused question only for a rider-resolvable ambiguity needed for the actual question. Source gaps or review decisions are maintainer issues. Malformed output, timeout, outage, exhausted quota or integrity failure is SYSTEM_ERROR, never acceptance or proof of absence from the manual. Preserve verified safety-stop precedence; technical safety wording is also covered by verification before delivery.</w:t>
+      </w:r>
+    </w:p>
+    <w:p>
+      <w:pPr/>
+      <w:r>
+        <w:t>Disable old Arm A and exact-response shortcuts in the initial integration; they cannot bypass the new verification call. Index reuse and provider prompt caching are separate optimizations. Future verified-response reuse needs exact source, query, state, response and runtime bindings plus separate evaluation. Similarity alone never authorizes reuse. Count complete requests and all draft, verify, correction and re-verification attempts against existing token, byte, output, concurrency, quota, retention and spending limits; never silently truncate mandatory evidence.</w:t>
+      </w:r>
+    </w:p>
+    <w:p>
+      <w:pPr/>
+      <w:r>
+        <w:t>Preserve exact immutable source IDs, original-page provenance and approved source-object bindings. Source-integrity review is distinct from authored-answer approval; the frozen 161-case v3 package and its exact bytes remain unchanged. Parent labels do not authorize whole parent bodies. Restore applicable warnings, prerequisites, table headers, units and referenced context only through reviewed source relationships. Page 103 fallback and unresolved source-specific limitations remain explicit. Rider PDF, excerpt and figure-crop delivery remains prohibited under source_manifest.json; use verified paraphrases and server-derived citation metadata.</w:t>
+      </w:r>
+    </w:p>
+    <w:p>
+      <w:pPr/>
+      <w:r>
+        <w:t>This is the current design contract, not a deployment or semantic-correctness claim. The new draft, verifier, buffered delivery and progress boundary need fresh runtime tests and independent real-output evaluation. Preserve failed prior runs. Use the currently authorized gemma-4-26b-a4b-it model unless the owner approves a change. Consult current deployment, evaluation and budget receipts; the design decision grants no new provider-spending authority.</w:t>
       </w:r>
     </w:p>
     <w:p>
@@ -53,7 +125,7 @@
     </w:p>
     <w:p>
       <w:r>
-        <w:t>MotoMedic AI supports owners who need a trustworthy, concise, manual-backed next action when a motorcycle exhibits a symptom. The current prototype uses only the supplied Royal Enfield New Himalayan 450 owner's manual. The system is an advisory aid, not a replacement for an authorized technician. Product success means either a correct documented next step, a justified clarification, a documented resolution, or an honest OEM escalation.</w:t>
+        <w:t>MotoMedic answers natural rider questions about the selected motorcycle using the supplied Royal Enfield New Himalayan 450 owner manual. Success is a concise supported complete or explicitly partial answer, a needed focused clarification, a verified safety stop, or an honest source limitation with OEM support. The assistant is an advisory aid; it does not verify repairs.</w:t>
       </w:r>
     </w:p>
     <w:p>
@@ -561,10 +633,7 @@
               <w:spacing w:after="20"/>
             </w:pPr>
             <w:r>
-              <w:rPr>
-                <w:sz w:val="16"/>
-              </w:rPr>
-              <w:t>Model/year/variant and selected manual are visible; mismatches block procedural advice</w:t>
+              <w:t>Confirmed Himalayan BS6 selection and exact immutable manual metadata are visible; follow owner applicability policy without inventing a model-year requirement</w:t>
             </w:r>
           </w:p>
         </w:tc>
@@ -850,10 +919,7 @@
               <w:spacing w:after="20"/>
             </w:pPr>
             <w:r>
-              <w:rPr>
-                <w:sz w:val="16"/>
-              </w:rPr>
-              <w:t>System asks for the minimum observation needed to choose a documented branch</w:t>
+              <w:t>Ask only the focused rider-resolvable clarification needed to answer the actual question; no branch selection required</w:t>
             </w:r>
           </w:p>
         </w:tc>
@@ -889,10 +955,7 @@
               <w:spacing w:after="20"/>
             </w:pPr>
             <w:r>
-              <w:rPr>
-                <w:sz w:val="16"/>
-              </w:rPr>
-              <w:t>Adaptive troubleshooting</w:t>
+              <w:t>Relevant history and optional guided troubleshooting</w:t>
             </w:r>
           </w:p>
         </w:tc>
@@ -906,10 +969,7 @@
               <w:spacing w:after="20"/>
             </w:pPr>
             <w:r>
-              <w:rPr>
-                <w:sz w:val="16"/>
-              </w:rPr>
-              <w:t>Tracks outcomes, rules out inapplicable branches, proposes only untried eligible steps</w:t>
+              <w:t>Relevant typed facts and immutable outcomes remain separate from conversational wording. ACTION_COMPLETED_UNRESOLVED never becomes OBSERVED_NORMAL. Optional legacy troubleshooting flows may retain reviewed StepDefinition and ApplicabilityRule records, but they cannot restrict ordinary manual Q&amp;A or source-supported questions about documented procedures. Source-derived prerequisites and warnings must be satisfied, clarified when rider-resolvable, or explicitly handled in the verified answer.</w:t>
             </w:r>
           </w:p>
         </w:tc>
@@ -1071,10 +1131,7 @@
               <w:spacing w:after="20"/>
             </w:pPr>
             <w:r>
-              <w:rPr>
-                <w:sz w:val="16"/>
-              </w:rPr>
-              <w:t>Customer can inspect original source page or excerpt associated with answer</w:t>
+              <w:t>Show immutable evidence ID and server-derived page metadata; rider PDF, excerpt and figure-crop delivery remains prohibited</w:t>
             </w:r>
           </w:p>
         </w:tc>
@@ -1376,10 +1433,7 @@
           </w:tcPr>
           <w:p>
             <w:r>
-              <w:rPr>
-                <w:sz w:val="16"/>
-              </w:rPr>
-              <w:t>Reviewed rules and eligibility</w:t>
+              <w:t>Source-derived conditions and warnings</w:t>
             </w:r>
           </w:p>
         </w:tc>
@@ -1389,10 +1443,7 @@
           </w:tcPr>
           <w:p>
             <w:r>
-              <w:rPr>
-                <w:sz w:val="16"/>
-              </w:rPr>
-              <w:t>Approved StepDefinition/ApplicabilityRule records; TRUE/FALSE/UNKNOWN conditions; no relevance-only authorization</w:t>
+              <w:t>No universal StepDefinition gate; handle applicable prerequisites in the answer and verify them against source and history</w:t>
             </w:r>
           </w:p>
         </w:tc>
@@ -1430,10 +1481,7 @@
           </w:tcPr>
           <w:p>
             <w:r>
-              <w:rPr>
-                <w:sz w:val="16"/>
-              </w:rPr>
-              <w:t>Approved dependency manifest and all required action/warning/table/figure objects; empty or unreviewed set fails closed</w:t>
+              <w:t>Reviewed source context, required warnings/prerequisites, units, headers and references; no authored answer-scope gate</w:t>
             </w:r>
           </w:p>
         </w:tc>
@@ -1540,10 +1588,7 @@
           </w:tcPr>
           <w:p>
             <w:r>
-              <w:rPr>
-                <w:sz w:val="16"/>
-              </w:rPr>
-              <w:t>Exact-cache guardrails</w:t>
+              <w:t>Verification and cache controls</w:t>
             </w:r>
           </w:p>
         </w:tc>
@@ -1553,10 +1598,7 @@
           </w:tcPr>
           <w:p>
             <w:r>
-              <w:rPr>
-                <w:sz w:val="16"/>
-              </w:rPr>
-              <w:t>Draft/stale/checksum/variant mismatches miss; only independently approved paths may hit; normal controller fallback</w:t>
+              <w:t>Disable old Arm A and exact-response shortcuts in the initial integration; they cannot bypass the new verification call. Index reuse and provider prompt caching are separate optimizations. Future verified-response reuse needs exact source, query, state, response and runtime bindings plus separate evaluation. Similarity alone never authorizes reuse. Count complete requests and all draft, verify, correction and re-verification attempts against existing token, byte, output, concurrency, quota, retention and spending limits; never silently truncate mandatory evidence.</w:t>
             </w:r>
           </w:p>
         </w:tc>
@@ -1602,6 +1644,166 @@
           </w:p>
         </w:tc>
       </w:tr>
+      <w:tr>
+        <w:tc>
+          <w:tcPr>
+            <w:tcW w:type="dxa" w:w="3341"/>
+          </w:tcPr>
+          <w:p>
+            <w:r>
+              <w:t>FR-22 / P0</w:t>
+            </w:r>
+          </w:p>
+        </w:tc>
+        <w:tc>
+          <w:tcPr>
+            <w:tcW w:type="dxa" w:w="3341"/>
+          </w:tcPr>
+          <w:p>
+            <w:r>
+              <w:t>Private complete draft</w:t>
+            </w:r>
+          </w:p>
+        </w:tc>
+        <w:tc>
+          <w:tcPr>
+            <w:tcW w:type="dxa" w:w="3341"/>
+          </w:tcPr>
+          <w:p>
+            <w:r>
+              <w:t>Actual question, relevant history and complete assembled applicable evidence; no assess-first LLM call and no private token leakage</w:t>
+            </w:r>
+          </w:p>
+        </w:tc>
+      </w:tr>
+      <w:tr>
+        <w:tc>
+          <w:tcPr>
+            <w:tcW w:type="dxa" w:w="3341"/>
+          </w:tcPr>
+          <w:p>
+            <w:r>
+              <w:t>FR-23 / P0</w:t>
+            </w:r>
+          </w:p>
+        </w:tc>
+        <w:tc>
+          <w:tcPr>
+            <w:tcW w:type="dxa" w:w="3341"/>
+          </w:tcPr>
+          <w:p>
+            <w:r>
+              <w:t>Separate semantic verification</w:t>
+            </w:r>
+          </w:p>
+        </w:tc>
+        <w:tc>
+          <w:tcPr>
+            <w:tcW w:type="dxa" w:w="3341"/>
+          </w:tcPr>
+          <w:p>
+            <w:r>
+              <w:t>Strict bound verdict for question coverage and every technical claim; valid citation IDs alone do not establish support</w:t>
+            </w:r>
+          </w:p>
+        </w:tc>
+      </w:tr>
+      <w:tr>
+        <w:tc>
+          <w:tcPr>
+            <w:tcW w:type="dxa" w:w="3341"/>
+          </w:tcPr>
+          <w:p>
+            <w:r>
+              <w:t>FR-24 / P0</w:t>
+            </w:r>
+          </w:p>
+        </w:tc>
+        <w:tc>
+          <w:tcPr>
+            <w:tcW w:type="dxa" w:w="3341"/>
+          </w:tcPr>
+          <w:p>
+            <w:r>
+              <w:t>Bounded correction</w:t>
+            </w:r>
+          </w:p>
+        </w:tc>
+        <w:tc>
+          <w:tcPr>
+            <w:tcW w:type="dxa" w:w="3341"/>
+          </w:tcPr>
+          <w:p>
+            <w:r>
+              <w:t>At most one evidence-supported revision with new verification; malformed output/outage/quota failures are SYSTEM_ERROR</w:t>
+            </w:r>
+          </w:p>
+        </w:tc>
+      </w:tr>
+      <w:tr>
+        <w:tc>
+          <w:tcPr>
+            <w:tcW w:type="dxa" w:w="3341"/>
+          </w:tcPr>
+          <w:p>
+            <w:r>
+              <w:t>FR-25 / P0</w:t>
+            </w:r>
+          </w:p>
+        </w:tc>
+        <w:tc>
+          <w:tcPr>
+            <w:tcW w:type="dxa" w:w="3341"/>
+          </w:tcPr>
+          <w:p>
+            <w:r>
+              <w:t>Truthful progress and buffered delivery</w:t>
+            </w:r>
+          </w:p>
+        </w:tc>
+        <w:tc>
+          <w:tcPr>
+            <w:tcW w:type="dxa" w:w="3341"/>
+          </w:tcPr>
+          <w:p>
+            <w:r>
+              <w:t>Backend stage events only; release after verification/integrity/save; stream exactly accepted response and recover saved full text</w:t>
+            </w:r>
+          </w:p>
+        </w:tc>
+      </w:tr>
+      <w:tr>
+        <w:tc>
+          <w:tcPr>
+            <w:tcW w:type="dxa" w:w="3341"/>
+          </w:tcPr>
+          <w:p>
+            <w:r>
+              <w:t>FR-26 / P0</w:t>
+            </w:r>
+          </w:p>
+        </w:tc>
+        <w:tc>
+          <w:tcPr>
+            <w:tcW w:type="dxa" w:w="3341"/>
+          </w:tcPr>
+          <w:p>
+            <w:r>
+              <w:t>Independent acceptance</w:t>
+            </w:r>
+          </w:p>
+        </w:tc>
+        <w:tc>
+          <w:tcPr>
+            <w:tcW w:type="dxa" w:w="3341"/>
+          </w:tcPr>
+          <w:p>
+            <w:r>
+              <w:t>Unseen rider questions, supported partial answers, false verifier acceptance/refusal, no leakage and accepted/streamed/recovered equality</w:t>
+            </w:r>
+          </w:p>
+        </w:tc>
+      </w:tr>
     </w:tbl>
     <w:p>
       <w:pPr>
@@ -1616,12 +1818,12 @@
         <w:rPr>
           <w:color w:val="000000"/>
         </w:rPr>
-        <w:t>5  Adaptive troubleshooting behavior</w:t>
+        <w:t>5  Conversation history and optional troubleshooting</w:t>
       </w:r>
     </w:p>
     <w:p>
       <w:r>
-        <w:t>A diagnostic session starts from one atomic symptom. It stores typed facts and immutable attempts separately from chat text and traverses only approved source-derived rules. Corrections supersede prior records, then re-evaluate affected branches. Open-ended replies may propose typed outcomes, but uncertain interpretation remains unknown until clarified.</w:t>
+        <w:t>Relevant typed facts and immutable outcomes remain separate from conversational wording. ACTION_COMPLETED_UNRESOLVED never becomes OBSERVED_NORMAL. Optional legacy troubleshooting flows may retain reviewed StepDefinition and ApplicabilityRule records, but they cannot restrict ordinary manual Q&amp;A or source-supported questions about documented procedures. Source-derived prerequisites and warnings must be satisfied, clarified when rider-resolvable, or explicitly handled in the verified answer.</w:t>
       </w:r>
     </w:p>
     <w:tbl>
@@ -2096,12 +2298,12 @@
         <w:rPr>
           <w:color w:val="000000"/>
         </w:rPr>
-        <w:t>Reviewed controller and answer requirements</w:t>
+        <w:t>Source support and answer release requirements</w:t>
       </w:r>
     </w:p>
     <w:p>
       <w:r>
-        <w:t>The deterministic controller evaluates approved manual-derived and versioned product-policy predicates as TRUE, FALSE or UNKNOWN using typed facts and explicit units. FALSE blocks a dependent step; UNKNOWN withholds it and permits one reviewed source-derived question only if the rider can resolve the fact. An unresolved action never becomes a normal observation. Eligibility is separate from complete evidence and final claim validation. Optional models may propose observations or rank already eligible candidates; they cannot authorize actions.</w:t>
+        <w:t>Relevant typed facts and immutable outcomes remain separate from conversational wording. ACTION_COMPLETED_UNRESOLVED never becomes OBSERVED_NORMAL. Optional legacy troubleshooting flows may retain reviewed StepDefinition and ApplicabilityRule records, but they cannot restrict ordinary manual Q&amp;A or source-supported questions about documented procedures. Source-derived prerequisites and warnings must be satisfied, clarified when rider-resolvable, or explicitly handled in the verified answer.</w:t>
       </w:r>
     </w:p>
     <w:p>
@@ -2111,12 +2313,12 @@
     </w:p>
     <w:p>
       <w:r>
-        <w:t>Keep final statuses SUPPORTED, AMBIGUOUS, UNSUPPORTED, SAFETY_STOP and SYSTEM_ERROR distinct. A known applicable safety stop retains its verified warning even if another component fails; otherwise a required operational failure is SYSTEM_ERROR. Rider-resolvable missing facts yield AMBIGUOUS. Established source gaps, unsupported requests and exhausted paths yield UNSUPPORTED after bounded recovery, with verified OEM support. Never ask the rider to resolve missing source warnings, table headers or review decisions. SUPPORTED requires both deterministic and semantic claim validation after controller selection.</w:t>
+        <w:t>Keep SUPPORTED, AMBIGUOUS, UNSUPPORTED, SAFETY_STOP and SYSTEM_ERROR distinct. A supported partial answer states what the evidence supports and what remains unanswered. Ask one focused question only for a rider-resolvable ambiguity needed for the actual question. Source gaps or review decisions are maintainer issues. Malformed output, timeout, outage, exhausted quota or integrity failure is SYSTEM_ERROR, never acceptance or proof of absence from the manual. Preserve verified safety-stop precedence; technical safety wording is also covered by verification before delivery.</w:t>
       </w:r>
     </w:p>
     <w:p>
       <w:r>
-        <w:t>Exact reviewed paths are keyed by manual checksum, confirmed variant, intent/relevant symptoms, typed outcomes, flow/controller and policy versions, with prompt and approval dependencies. Draft, stale and mismatched entries miss closed. Changes to rules, review, dependencies or policy invalidate affected cache entries and cases. Manual checksum, parser/chunker or embedding changes create a new index version; unchanged document vectors are reused for retrieval-policy changes.</w:t>
+        <w:t>Disable old Arm A and exact-response shortcuts in the initial integration; they cannot bypass the new verification call. Index reuse and provider prompt caching are separate optimizations. Future verified-response reuse needs exact source, query, state, response and runtime bindings plus separate evaluation. Similarity alone never authorizes reuse. Count complete requests and all draft, verify, correction and re-verification attempts against existing token, byte, output, concurrency, quota, retention and spending limits; never silently truncate mandatory evidence.</w:t>
       </w:r>
     </w:p>
     <w:p>
@@ -2441,7 +2643,7 @@
         <w:pStyle w:val="ListBullet"/>
       </w:pPr>
       <w:r>
-        <w:t>Answer layout: observed symptom; documented next step; prerequisites/safety warnings; why this step is relevant (only if supported); exact manual citation; structured feedback choices</w:t>
+        <w:t>Answer layout addresses the actual question first, followed by applicable conditions and safety warnings, citations, and clearly stated limits. Structured feedback is available when useful; an ordinary factual answer need not select a diagnostic step.</w:t>
       </w:r>
     </w:p>
     <w:p>
@@ -2457,7 +2659,7 @@
         <w:pStyle w:val="ListBullet"/>
       </w:pPr>
       <w:r>
-        <w:t>UNSUPPORTED wording must reflect an established source gap, unsupported request or exhausted documented path and offer the verified support route. Source-review gaps must not become rider questions. AMBIGUOUS asks one reviewed source-derived question about a rider-resolvable fact.</w:t>
+        <w:t>Keep SUPPORTED, AMBIGUOUS, UNSUPPORTED, SAFETY_STOP and SYSTEM_ERROR distinct. A supported partial answer states what the evidence supports and what remains unanswered. Ask one focused question only for a rider-resolvable ambiguity needed for the actual question. Source gaps or review decisions are maintainer issues. Malformed output, timeout, outage, exhausted quota or integrity failure is SYSTEM_ERROR, never acceptance or proof of absence from the manual. Preserve verified safety-stop precedence; technical safety wording is also covered by verification before delivery.</w:t>
       </w:r>
     </w:p>
     <w:p>
@@ -2879,7 +3081,7 @@
           </w:tcPr>
           <w:p>
             <w:r>
-              <w:t>Authorized US$10 scope; INR800 lifetime budget, alerts INR400/640/800, live stop INR640. Reporting delayed. Daily/rate limits pending; owner authorization required to restart stopped billing.</w:t>
+              <w:t>Follow current exact authorized budget/spend ledger; historical INR800/640 figures are superseded. No new spending or billing change is authorized here.</w:t>
             </w:r>
           </w:p>
         </w:tc>
@@ -2958,7 +3160,7 @@
         <w:pStyle w:val="ListNumber"/>
       </w:pPr>
       <w:r>
-        <w:t>Prove that “I tried it, still failing” advances or clarifies rather than looping to the same check</w:t>
+        <w:t>Prove that unresolved attempts remain unresolved in relevant follow-ups and do not become normal observations or unjustified repeats; ordinary Q&amp;A must remain available without registered branches.</w:t>
       </w:r>
     </w:p>
     <w:p>
@@ -2993,7 +3195,7 @@
         <w:pStyle w:val="ListBullet"/>
       </w:pPr>
       <w:r>
-        <w:t>Required: actual OEM manual, precise model/variant, verified OEM escalation URL, rights to exhibit selected manual excerpts</w:t>
+        <w:t>Required: exact OEM source identity, selected-manual applicability, preserved source-only authority, verified OEM route, and enforcement of current source display restrictions. Public source redistribution remains prohibited unless rights change explicitly.</w:t>
       </w:r>
     </w:p>
     <w:p>
@@ -3030,17 +3232,17 @@
     </w:p>
     <w:p>
       <w:r>
-        <w:t>Hosted BGE M3 ingestion and authenticated Cloud Run Qdrant are candidate infrastructure: 532 chunks, 277 section parents and 11/11 recorded backend checks. UI, integrated controller and gated generator remain pending; may_generate_procedural_advice is false.</w:t>
+        <w:t>Hosted BGE M3/Qdrant candidate infrastructure records 532 chunks, 277 parents and historical 11/11 backend checks. The new private draft, separate verifier, truthful progress, save and buffered stream boundary requires fresh integration and real-output acceptance; historical infrastructure checks do not establish that result.</w:t>
       </w:r>
     </w:p>
     <w:p>
       <w:r>
-        <w:t>Approve procedure boundaries, rules and dependency manifests independently. Page 103 fallback remains flagged. Confirm year, market, variant, edition, source URL, display/hosting rights and the OEM service route before public advice.</w:t>
+        <w:t>Preserve exact immutable source IDs, original-page provenance and approved source-object bindings. Source-integrity review is distinct from authored-answer approval; the frozen 161-case v3 package and its exact bytes remain unchanged. Parent labels do not authorize whole parent bodies. Restore applicable warnings, prerequisites, table headers, units and referenced context only through reviewed source relationships. Page 103 fallback and unresolved source-specific limitations remain explicit. Rider PDF, excerpt and figure-crop delivery remains prohibited under source_manifest.json; use verified paraphrases and server-derived citation metadata.</w:t>
       </w:r>
     </w:p>
     <w:p>
       <w:r>
-        <w:t>The 37 atomic cases and exact cache remain drafts. Independently review at least 25 cases against original pages, split tuning/regression from holdout, calibrate retrieval thresholds and test rules, dependencies, safety precedence, failure wording, citations, corrections and cache invalidation. The 27 older compound cards measure in-sample cited-page coverage only. No release score or field repair success is established.</w:t>
+        <w:t>Keep the approved 161-case v3 source/initial-response scopes exact and preserve provisional cases as evaluation history. Create fresh unseen rider-style held-out questions after the new runtime freeze; keep expected facts and original pages in test metadata, not rider wording or serving prompts. Evaluate question coverage, completeness and claim support separately, including false verifier acceptance and refusal.</w:t>
       </w:r>
     </w:p>
     <w:sectPr>
@@ -3644,7 +3846,7 @@
       <w:bCs/>
       <w:i/>
       <w:iCs/>
-      <w:color w:val="4F81BD" w:themeColor="accent1"/>
+      <w:color w:val="000000"/>
     </w:rPr>
   </w:style>
   <w:style w:type="paragraph" w:styleId="Heading5">
@@ -3665,7 +3867,7 @@
     </w:pPr>
     <w:rPr>
       <w:rFonts w:asciiTheme="majorHAnsi" w:eastAsiaTheme="majorEastAsia" w:hAnsiTheme="majorHAnsi" w:cstheme="majorBidi"/>
-      <w:color w:val="243F60" w:themeColor="accent1" w:themeShade="7F"/>
+      <w:color w:val="000000"/>
     </w:rPr>
   </w:style>
   <w:style w:type="paragraph" w:styleId="Heading6">
@@ -3688,7 +3890,7 @@
       <w:rFonts w:asciiTheme="majorHAnsi" w:eastAsiaTheme="majorEastAsia" w:hAnsiTheme="majorHAnsi" w:cstheme="majorBidi"/>
       <w:i/>
       <w:iCs/>
-      <w:color w:val="243F60" w:themeColor="accent1" w:themeShade="7F"/>
+      <w:color w:val="000000"/>
     </w:rPr>
   </w:style>
   <w:style w:type="paragraph" w:styleId="Heading7">
@@ -3711,7 +3913,7 @@
       <w:rFonts w:asciiTheme="majorHAnsi" w:eastAsiaTheme="majorEastAsia" w:hAnsiTheme="majorHAnsi" w:cstheme="majorBidi"/>
       <w:i/>
       <w:iCs/>
-      <w:color w:val="404040" w:themeColor="text1" w:themeTint="BF"/>
+      <w:color w:val="000000"/>
     </w:rPr>
   </w:style>
   <w:style w:type="paragraph" w:styleId="Heading8">
@@ -3732,7 +3934,7 @@
     </w:pPr>
     <w:rPr>
       <w:rFonts w:asciiTheme="majorHAnsi" w:eastAsiaTheme="majorEastAsia" w:hAnsiTheme="majorHAnsi" w:cstheme="majorBidi"/>
-      <w:color w:val="4F81BD" w:themeColor="accent1"/>
+      <w:color w:val="000000"/>
       <w:sz w:val="20"/>
       <w:szCs w:val="20"/>
     </w:rPr>
@@ -3757,7 +3959,7 @@
       <w:rFonts w:asciiTheme="majorHAnsi" w:eastAsiaTheme="majorEastAsia" w:hAnsiTheme="majorHAnsi" w:cstheme="majorBidi"/>
       <w:i/>
       <w:iCs/>
-      <w:color w:val="404040" w:themeColor="text1" w:themeTint="BF"/>
+      <w:color w:val="000000"/>
       <w:sz w:val="20"/>
       <w:szCs w:val="20"/>
     </w:rPr>
@@ -3808,7 +4010,7 @@
       <w:rFonts w:asciiTheme="majorHAnsi" w:eastAsiaTheme="majorEastAsia" w:hAnsiTheme="majorHAnsi" w:cstheme="majorBidi"/>
       <w:b/>
       <w:bCs/>
-      <w:color w:val="365F91" w:themeColor="accent1" w:themeShade="BF"/>
+      <w:color w:val="000000"/>
       <w:sz w:val="28"/>
       <w:szCs w:val="28"/>
     </w:rPr>
@@ -3823,7 +4025,7 @@
       <w:rFonts w:asciiTheme="majorHAnsi" w:eastAsiaTheme="majorEastAsia" w:hAnsiTheme="majorHAnsi" w:cstheme="majorBidi"/>
       <w:b/>
       <w:bCs/>
-      <w:color w:val="4F81BD" w:themeColor="accent1"/>
+      <w:color w:val="000000"/>
       <w:sz w:val="26"/>
       <w:szCs w:val="26"/>
     </w:rPr>
@@ -3838,7 +4040,7 @@
       <w:rFonts w:asciiTheme="majorHAnsi" w:eastAsiaTheme="majorEastAsia" w:hAnsiTheme="majorHAnsi" w:cstheme="majorBidi"/>
       <w:b/>
       <w:bCs/>
-      <w:color w:val="4F81BD" w:themeColor="accent1"/>
+      <w:color w:val="000000"/>
     </w:rPr>
   </w:style>
   <w:style w:type="paragraph" w:styleId="Title">
@@ -4225,7 +4427,7 @@
       <w:bCs/>
       <w:i/>
       <w:iCs/>
-      <w:color w:val="4F81BD" w:themeColor="accent1"/>
+      <w:color w:val="000000"/>
     </w:rPr>
   </w:style>
   <w:style w:type="character" w:customStyle="1" w:styleId="Heading5Char">
@@ -4237,7 +4439,7 @@
     <w:rsid w:val="00FC693F"/>
     <w:rPr>
       <w:rFonts w:asciiTheme="majorHAnsi" w:eastAsiaTheme="majorEastAsia" w:hAnsiTheme="majorHAnsi" w:cstheme="majorBidi"/>
-      <w:color w:val="243F60" w:themeColor="accent1" w:themeShade="7F"/>
+      <w:color w:val="000000"/>
     </w:rPr>
   </w:style>
   <w:style w:type="character" w:customStyle="1" w:styleId="Heading6Char">
@@ -4251,7 +4453,7 @@
       <w:rFonts w:asciiTheme="majorHAnsi" w:eastAsiaTheme="majorEastAsia" w:hAnsiTheme="majorHAnsi" w:cstheme="majorBidi"/>
       <w:i/>
       <w:iCs/>
-      <w:color w:val="243F60" w:themeColor="accent1" w:themeShade="7F"/>
+      <w:color w:val="000000"/>
     </w:rPr>
   </w:style>
   <w:style w:type="character" w:customStyle="1" w:styleId="Heading7Char">
@@ -4265,7 +4467,7 @@
       <w:rFonts w:asciiTheme="majorHAnsi" w:eastAsiaTheme="majorEastAsia" w:hAnsiTheme="majorHAnsi" w:cstheme="majorBidi"/>
       <w:i/>
       <w:iCs/>
-      <w:color w:val="404040" w:themeColor="text1" w:themeTint="BF"/>
+      <w:color w:val="000000"/>
     </w:rPr>
   </w:style>
   <w:style w:type="character" w:customStyle="1" w:styleId="Heading8Char">
@@ -4277,7 +4479,7 @@
     <w:rsid w:val="00FC693F"/>
     <w:rPr>
       <w:rFonts w:asciiTheme="majorHAnsi" w:eastAsiaTheme="majorEastAsia" w:hAnsiTheme="majorHAnsi" w:cstheme="majorBidi"/>
-      <w:color w:val="4F81BD" w:themeColor="accent1"/>
+      <w:color w:val="000000"/>
       <w:sz w:val="20"/>
       <w:szCs w:val="20"/>
     </w:rPr>
@@ -4293,7 +4495,7 @@
       <w:rFonts w:asciiTheme="majorHAnsi" w:eastAsiaTheme="majorEastAsia" w:hAnsiTheme="majorHAnsi" w:cstheme="majorBidi"/>
       <w:i/>
       <w:iCs/>
-      <w:color w:val="404040" w:themeColor="text1" w:themeTint="BF"/>
+      <w:color w:val="000000"/>
       <w:sz w:val="20"/>
       <w:szCs w:val="20"/>
     </w:rPr>

--- a/02_PRD.docx
+++ b/02_PRD.docx
@@ -67,19 +67,19 @@
     <w:p>
       <w:pPr/>
       <w:r>
-        <w:t>VERIFY in a separate LLM call against the exact question, relevant history, complete proposed response, claim mappings and source passages. Check meaningful question coverage and every technical claim, including applicability, conditions, warnings, prerequisites, units and specifications. Record strict structured coverage, per-claim support, omissions, conflicts and release eligibility, bound to exact response and evidence hashes. Confidence is not acceptance. The verifier evaluates and does not rewrite an accepted answer.</w:t>
+        <w:t>VERIFY in a separate LLM call against the exact question, relevant history, complete proposed response, claim mappings and source passages. Check meaningful question coverage and every technical claim, including applicability, conditions, warnings, prerequisites, units and specifications. Record strict structured question coverage, per-claim support, omissions, conflicts and an ordinary decision of RELEASE_COMPLETE, RELEASE_PARTIAL or SHOW_FALLBACK, bound to exact response and evidence hashes. Preserve RELEASE_CLARIFICATION for AMBIGUOUS and RELEASE_SAFETY_STOP for SAFETY_STOP special routing. Confidence is not acceptance. The verifier evaluates and does not rewrite a released answer.</w:t>
       </w:r>
     </w:p>
     <w:p>
       <w:pPr/>
       <w:r>
-        <w:t>Finalize all server-added technical text, warnings and citations before verification. Withhold rejected drafts. Permit at most one evidence-supported correction and a new verification call; any changed response must be verified again. Verification remains probabilistic; evaluate false acceptance and false refusal independently against original pages.</w:t>
+        <w:t>Finalize all server-added technical text, warnings, citations and any partial-answer limitation before verification. Withhold rejected drafts. Permit at most one evidence-supported correction and a new verification call; any changed technical response must be verified again. If support cannot be established or the bounded correction fails, use SHOW_FALLBACK without another correction. Verification remains probabilistic; evaluate false acceptance and false refusal independently against original pages.</w:t>
       </w:r>
     </w:p>
     <w:p>
       <w:pPr/>
       <w:r>
-        <w:t>Show the operational labels Retrieving manual information, Drafting your answer, Checking the answer against the manual, and Displaying the verified answer when the backend actually enters each stage. Open the progress channel promptly, without chain-of-thought, fake percentages or simulated timing. Release answer content only after whole-response verification, final integrity checks and durable save. Stream the exact buffered accepted response without another model call. Bind delivery to accepted response hash, evidence and runtime versions, and operation ID; preserve complete saved answers and idempotent recovery after disconnects.</w:t>
+        <w:t>Show the operational labels Retrieving manual information, Drafting your answer, Checking the answer against the manual, and Displaying the verified answer when the backend actually enters each stage. Open the progress channel promptly, without chain-of-thought, fake percentages or simulated timing. Release technical answer content only after whole-response verification, final integrity checks and durable save. Stream the exact buffered verified response without another model call. Bind delivery to response hash, evidence and runtime versions, and operation ID; preserve complete saved answers and idempotent recovery after disconnects. Fixed neutral fallback and system-error messages do not need successful LLM verification; never label their display as a verified technical answer.</w:t>
       </w:r>
     </w:p>
     <w:p>
@@ -91,7 +91,13 @@
     <w:p>
       <w:pPr/>
       <w:r>
-        <w:t>Keep SUPPORTED, AMBIGUOUS, UNSUPPORTED, SAFETY_STOP and SYSTEM_ERROR distinct. A supported partial answer states what the evidence supports and what remains unanswered. Ask one focused question only for a rider-resolvable ambiguity needed for the actual question. Source gaps or review decisions are maintainer issues. Malformed output, timeout, outage, exhausted quota or integrity failure is SYSTEM_ERROR, never acceptance or proof of absence from the manual. Preserve verified safety-stop precedence; technical safety wording is also covered by verification before delivery.</w:t>
+        <w:t>The ordinary verifier decisions are exactly RELEASE_COMPLETE, RELEASE_PARTIAL and SHOW_FALLBACK. These decision labels are distinct from the application states SUPPORTED, AMBIGUOUS, UNSUPPORTED, SAFETY_STOP and SYSTEM_ERROR; do not introduce ACCEPTED or PARTIAL as verdict labels. RELEASE_COMPLETE and RELEASE_PARTIAL release only the exact verified technical response; a partial response must include its limitation before verification. SHOW_FALLBACK handles irrelevant evidence, missing support or failed bounded correction, while preserving RELEASE_CLARIFICATION for AMBIGUOUS and RELEASE_SAFETY_STOP for SAFETY_STOP as distinct special decisions. Ask one focused question only for a rider-resolvable ambiguity needed for the actual question. Source gaps or review decisions are maintainer issues. Malformed output, timeout, outage, exhausted quota or integrity failure is SYSTEM_ERROR, never acceptance or proof of absence throughout the manual. Preserve safety-stop precedence; technical safety wording is also covered by verification before delivery.</w:t>
+      </w:r>
+    </w:p>
+    <w:p>
+      <w:pPr/>
+      <w:r>
+        <w:t>For SHOW_FALLBACK, display this exact fixed application message: I couldn’t find relevant information in the selected manual to answer your question. Please contact Royal Enfield or an authorised service centre. Attach the verified OEM contact URI from source_manifest.json, preserving its manifest binding. Record the exact internal reason code IRRELEVANT_ANSWER, MISSING_SUPPORT or CORRECTION_UNSUCCESSFUL. Preserve specific provider, schema and source-integrity failure reason codes in telemetry while displaying the fixed neutral SYSTEM_ERROR message. This fallback is neutral application wording, not a verified technical answer. For SYSTEM_ERROR, display this exact fixed application message: I couldn’t check the answer right now. Please try again shortly. These fixed neutral messages require no successful LLM generation or verification call and remain available during provider failure. Do not expose rejected technical drafts or claim these messages received semantic technical approval. Preserve application routing, safety precedence, session ownership and saved delivery integrity.</w:t>
       </w:r>
     </w:p>
     <w:p>
@@ -1703,7 +1709,7 @@
           </w:tcPr>
           <w:p>
             <w:r>
-              <w:t>Strict bound verdict for question coverage and every technical claim; valid citation IDs alone do not establish support</w:t>
+              <w:t>Bound decision RELEASE_COMPLETE, RELEASE_PARTIAL or SHOW_FALLBACK; verify question coverage and every technical claim. Special decisions RELEASE_CLARIFICATION/RELEASE_SAFETY_STOP preserve AMBIGUOUS/SAFETY_STOP; valid citations alone are insufficient</w:t>
             </w:r>
           </w:p>
         </w:tc>
@@ -1735,7 +1741,7 @@
           </w:tcPr>
           <w:p>
             <w:r>
-              <w:t>At most one evidence-supported revision with new verification; malformed output/outage/quota failures are SYSTEM_ERROR</w:t>
+              <w:t>Include partial limitation before verification. At most one evidence-supported correction followed by re-verification; otherwise SHOW_FALLBACK. Operational failure is SYSTEM_ERROR</w:t>
             </w:r>
           </w:p>
         </w:tc>
@@ -1767,7 +1773,7 @@
           </w:tcPr>
           <w:p>
             <w:r>
-              <w:t>Backend stage events only; release after verification/integrity/save; stream exactly accepted response and recover saved full text</w:t>
+              <w:t>Backend stage events only; technical release after verification/integrity/save; exact saved stream and recovery. Fixed neutral fallback/error messages need no LLM success</w:t>
             </w:r>
           </w:p>
         </w:tc>
@@ -1800,6 +1806,38 @@
           <w:p>
             <w:r>
               <w:t>Unseen rider questions, supported partial answers, false verifier acceptance/refusal, no leakage and accepted/streamed/recovered equality</w:t>
+            </w:r>
+          </w:p>
+        </w:tc>
+      </w:tr>
+      <w:tr>
+        <w:tc>
+          <w:tcPr>
+            <w:tcW w:type="dxa" w:w="3341"/>
+          </w:tcPr>
+          <w:p>
+            <w:r>
+              <w:t>FR-27 / P0</w:t>
+            </w:r>
+          </w:p>
+        </w:tc>
+        <w:tc>
+          <w:tcPr>
+            <w:tcW w:type="dxa" w:w="3341"/>
+          </w:tcPr>
+          <w:p>
+            <w:r>
+              <w:t>Fixed neutral fallback and operational error</w:t>
+            </w:r>
+          </w:p>
+        </w:tc>
+        <w:tc>
+          <w:tcPr>
+            <w:tcW w:type="dxa" w:w="3341"/>
+          </w:tcPr>
+          <w:p>
+            <w:r>
+              <w:t>For SHOW_FALLBACK, display this exact fixed application message: I couldn’t find relevant information in the selected manual to answer your question. Please contact Royal Enfield or an authorised service centre. Attach the verified OEM contact URI from source_manifest.json, preserving its manifest binding. Record the exact internal reason code IRRELEVANT_ANSWER, MISSING_SUPPORT or CORRECTION_UNSUCCESSFUL. Preserve specific provider, schema and source-integrity failure reason codes in telemetry while displaying the fixed neutral SYSTEM_ERROR message. This fallback is neutral application wording, not a verified technical answer. For SYSTEM_ERROR, display this exact fixed application message: I couldn’t check the answer right now. Please try again shortly. These fixed neutral messages require no successful LLM generation or verification call and remain available during provider failure. Do not expose rejected technical drafts or claim these messages received semantic technical approval. Preserve application routing, safety precedence, session ownership and saved delivery integrity.</w:t>
             </w:r>
           </w:p>
         </w:tc>
@@ -2313,7 +2351,7 @@
     </w:p>
     <w:p>
       <w:r>
-        <w:t>Keep SUPPORTED, AMBIGUOUS, UNSUPPORTED, SAFETY_STOP and SYSTEM_ERROR distinct. A supported partial answer states what the evidence supports and what remains unanswered. Ask one focused question only for a rider-resolvable ambiguity needed for the actual question. Source gaps or review decisions are maintainer issues. Malformed output, timeout, outage, exhausted quota or integrity failure is SYSTEM_ERROR, never acceptance or proof of absence from the manual. Preserve verified safety-stop precedence; technical safety wording is also covered by verification before delivery.</w:t>
+        <w:t>The ordinary verifier decisions are exactly RELEASE_COMPLETE, RELEASE_PARTIAL and SHOW_FALLBACK. These decision labels are distinct from the application states SUPPORTED, AMBIGUOUS, UNSUPPORTED, SAFETY_STOP and SYSTEM_ERROR; do not introduce ACCEPTED or PARTIAL as verdict labels. RELEASE_COMPLETE and RELEASE_PARTIAL release only the exact verified technical response; a partial response must include its limitation before verification. SHOW_FALLBACK handles irrelevant evidence, missing support or failed bounded correction, while preserving RELEASE_CLARIFICATION for AMBIGUOUS and RELEASE_SAFETY_STOP for SAFETY_STOP as distinct special decisions. Ask one focused question only for a rider-resolvable ambiguity needed for the actual question. Source gaps or review decisions are maintainer issues. Malformed output, timeout, outage, exhausted quota or integrity failure is SYSTEM_ERROR, never acceptance or proof of absence throughout the manual. Preserve safety-stop precedence; technical safety wording is also covered by verification before delivery.</w:t>
       </w:r>
     </w:p>
     <w:p>
@@ -2659,7 +2697,7 @@
         <w:pStyle w:val="ListBullet"/>
       </w:pPr>
       <w:r>
-        <w:t>Keep SUPPORTED, AMBIGUOUS, UNSUPPORTED, SAFETY_STOP and SYSTEM_ERROR distinct. A supported partial answer states what the evidence supports and what remains unanswered. Ask one focused question only for a rider-resolvable ambiguity needed for the actual question. Source gaps or review decisions are maintainer issues. Malformed output, timeout, outage, exhausted quota or integrity failure is SYSTEM_ERROR, never acceptance or proof of absence from the manual. Preserve verified safety-stop precedence; technical safety wording is also covered by verification before delivery.</w:t>
+        <w:t>The ordinary verifier decisions are exactly RELEASE_COMPLETE, RELEASE_PARTIAL and SHOW_FALLBACK. These decision labels are distinct from the application states SUPPORTED, AMBIGUOUS, UNSUPPORTED, SAFETY_STOP and SYSTEM_ERROR; do not introduce ACCEPTED or PARTIAL as verdict labels. RELEASE_COMPLETE and RELEASE_PARTIAL release only the exact verified technical response; a partial response must include its limitation before verification. SHOW_FALLBACK handles irrelevant evidence, missing support or failed bounded correction, while preserving RELEASE_CLARIFICATION for AMBIGUOUS and RELEASE_SAFETY_STOP for SAFETY_STOP as distinct special decisions. Ask one focused question only for a rider-resolvable ambiguity needed for the actual question. Source gaps or review decisions are maintainer issues. Malformed output, timeout, outage, exhausted quota or integrity failure is SYSTEM_ERROR, never acceptance or proof of absence throughout the manual. Preserve safety-stop precedence; technical safety wording is also covered by verification before delivery.</w:t>
       </w:r>
     </w:p>
     <w:p>

--- a/02_PRD.docx
+++ b/02_PRD.docx
@@ -161,6 +161,7 @@
       <w:tr>
         <w:trPr>
           <w:tblHeader/>
+          <w:cantSplit/>
         </w:trPr>
         <w:tc>
           <w:tcPr>
@@ -541,6 +542,7 @@
       <w:tr>
         <w:trPr>
           <w:tblHeader/>
+          <w:cantSplit/>
         </w:trPr>
         <w:tc>
           <w:tcPr>
@@ -639,6 +641,9 @@
               <w:spacing w:after="20"/>
             </w:pPr>
             <w:r>
+              <w:rPr>
+                <w:sz w:val="16"/>
+              </w:rPr>
               <w:t>Confirmed Himalayan BS6 selection and exact immutable manual metadata are visible; follow owner applicability policy without inventing a model-year requirement</w:t>
             </w:r>
           </w:p>
@@ -925,6 +930,9 @@
               <w:spacing w:after="20"/>
             </w:pPr>
             <w:r>
+              <w:rPr>
+                <w:sz w:val="16"/>
+              </w:rPr>
               <w:t>Ask only the focused rider-resolvable clarification needed to answer the actual question; no branch selection required</w:t>
             </w:r>
           </w:p>
@@ -961,6 +969,9 @@
               <w:spacing w:after="20"/>
             </w:pPr>
             <w:r>
+              <w:rPr>
+                <w:sz w:val="16"/>
+              </w:rPr>
               <w:t>Relevant history and optional guided troubleshooting</w:t>
             </w:r>
           </w:p>
@@ -975,7 +986,10 @@
               <w:spacing w:after="20"/>
             </w:pPr>
             <w:r>
-              <w:t>Relevant typed facts and immutable outcomes remain separate from conversational wording. ACTION_COMPLETED_UNRESOLVED never becomes OBSERVED_NORMAL. Optional legacy troubleshooting flows may retain reviewed StepDefinition and ApplicabilityRule records, but they cannot restrict ordinary manual Q&amp;A or source-supported questions about documented procedures. Source-derived prerequisites and warnings must be satisfied, clarified when rider-resolvable, or explicitly handled in the verified answer.</w:t>
+              <w:rPr>
+                <w:sz w:val="16"/>
+              </w:rPr>
+              <w:t>Preserve typed unresolved outcomes and corrections; ordinary Q&amp;A has no required branch. See current architecture and typed-history policy.</w:t>
             </w:r>
           </w:p>
         </w:tc>
@@ -1137,6 +1151,9 @@
               <w:spacing w:after="20"/>
             </w:pPr>
             <w:r>
+              <w:rPr>
+                <w:sz w:val="16"/>
+              </w:rPr>
               <w:t>Show immutable evidence ID and server-derived page metadata; rider PDF, excerpt and figure-crop delivery remains prohibited</w:t>
             </w:r>
           </w:p>
@@ -1420,6 +1437,9 @@
         </w:tc>
       </w:tr>
       <w:tr>
+        <w:trPr>
+          <w:cantSplit/>
+        </w:trPr>
         <w:tc>
           <w:tcPr>
             <w:tcW w:type="dxa" w:w="3341"/>
@@ -1439,6 +1459,9 @@
           </w:tcPr>
           <w:p>
             <w:r>
+              <w:rPr>
+                <w:sz w:val="16"/>
+              </w:rPr>
               <w:t>Source-derived conditions and warnings</w:t>
             </w:r>
           </w:p>
@@ -1449,12 +1472,18 @@
           </w:tcPr>
           <w:p>
             <w:r>
+              <w:rPr>
+                <w:sz w:val="16"/>
+              </w:rPr>
               <w:t>No universal StepDefinition gate; handle applicable prerequisites in the answer and verify them against source and history</w:t>
             </w:r>
           </w:p>
         </w:tc>
       </w:tr>
       <w:tr>
+        <w:trPr>
+          <w:cantSplit/>
+        </w:trPr>
         <w:tc>
           <w:tcPr>
             <w:tcW w:type="dxa" w:w="3341"/>
@@ -1487,12 +1516,18 @@
           </w:tcPr>
           <w:p>
             <w:r>
+              <w:rPr>
+                <w:sz w:val="16"/>
+              </w:rPr>
               <w:t>Reviewed source context, required warnings/prerequisites, units, headers and references; no authored answer-scope gate</w:t>
             </w:r>
           </w:p>
         </w:tc>
       </w:tr>
       <w:tr>
+        <w:trPr>
+          <w:cantSplit/>
+        </w:trPr>
         <w:tc>
           <w:tcPr>
             <w:tcW w:type="dxa" w:w="3341"/>
@@ -1534,6 +1569,9 @@
         </w:tc>
       </w:tr>
       <w:tr>
+        <w:trPr>
+          <w:cantSplit/>
+        </w:trPr>
         <w:tc>
           <w:tcPr>
             <w:tcW w:type="dxa" w:w="3341"/>
@@ -1575,6 +1613,9 @@
         </w:tc>
       </w:tr>
       <w:tr>
+        <w:trPr>
+          <w:cantSplit/>
+        </w:trPr>
         <w:tc>
           <w:tcPr>
             <w:tcW w:type="dxa" w:w="3341"/>
@@ -1594,6 +1635,9 @@
           </w:tcPr>
           <w:p>
             <w:r>
+              <w:rPr>
+                <w:sz w:val="16"/>
+              </w:rPr>
               <w:t>Verification and cache controls</w:t>
             </w:r>
           </w:p>
@@ -1604,12 +1648,18 @@
           </w:tcPr>
           <w:p>
             <w:r>
-              <w:t>Disable old Arm A and exact-response shortcuts in the initial integration; they cannot bypass the new verification call. Index reuse and provider prompt caching are separate optimizations. Future verified-response reuse needs exact source, query, state, response and runtime bindings plus separate evaluation. Similarity alone never authorizes reuse. Count complete requests and all draft, verify, correction and re-verification attempts against existing token, byte, output, concurrency, quota, retention and spending limits; never silently truncate mandatory evidence.</w:t>
+              <w:rPr>
+                <w:sz w:val="16"/>
+              </w:rPr>
+              <w:t>Old Arm A/exact shortcuts remain disabled; all draft/verify/correction work counts against existing controls. See verification and cache policy.</w:t>
             </w:r>
           </w:p>
         </w:tc>
       </w:tr>
       <w:tr>
+        <w:trPr>
+          <w:cantSplit/>
+        </w:trPr>
         <w:tc>
           <w:tcPr>
             <w:tcW w:type="dxa" w:w="3341"/>
@@ -1651,12 +1701,18 @@
         </w:tc>
       </w:tr>
       <w:tr>
+        <w:trPr>
+          <w:cantSplit/>
+        </w:trPr>
         <w:tc>
           <w:tcPr>
             <w:tcW w:type="dxa" w:w="3341"/>
           </w:tcPr>
           <w:p>
             <w:r>
+              <w:rPr>
+                <w:sz w:val="16"/>
+              </w:rPr>
               <w:t>FR-22 / P0</w:t>
             </w:r>
           </w:p>
@@ -1667,6 +1723,9 @@
           </w:tcPr>
           <w:p>
             <w:r>
+              <w:rPr>
+                <w:sz w:val="16"/>
+              </w:rPr>
               <w:t>Private complete draft</w:t>
             </w:r>
           </w:p>
@@ -1677,18 +1736,27 @@
           </w:tcPr>
           <w:p>
             <w:r>
+              <w:rPr>
+                <w:sz w:val="16"/>
+              </w:rPr>
               <w:t>Actual question, relevant history and complete assembled applicable evidence; no assess-first LLM call and no private token leakage</w:t>
             </w:r>
           </w:p>
         </w:tc>
       </w:tr>
       <w:tr>
+        <w:trPr>
+          <w:cantSplit/>
+        </w:trPr>
         <w:tc>
           <w:tcPr>
             <w:tcW w:type="dxa" w:w="3341"/>
           </w:tcPr>
           <w:p>
             <w:r>
+              <w:rPr>
+                <w:sz w:val="16"/>
+              </w:rPr>
               <w:t>FR-23 / P0</w:t>
             </w:r>
           </w:p>
@@ -1699,6 +1767,9 @@
           </w:tcPr>
           <w:p>
             <w:r>
+              <w:rPr>
+                <w:sz w:val="16"/>
+              </w:rPr>
               <w:t>Separate semantic verification</w:t>
             </w:r>
           </w:p>
@@ -1709,18 +1780,27 @@
           </w:tcPr>
           <w:p>
             <w:r>
+              <w:rPr>
+                <w:sz w:val="16"/>
+              </w:rPr>
               <w:t>Bound decision RELEASE_COMPLETE, RELEASE_PARTIAL or SHOW_FALLBACK; verify question coverage and every technical claim. Special decisions RELEASE_CLARIFICATION/RELEASE_SAFETY_STOP preserve AMBIGUOUS/SAFETY_STOP; valid citations alone are insufficient</w:t>
             </w:r>
           </w:p>
         </w:tc>
       </w:tr>
       <w:tr>
+        <w:trPr>
+          <w:cantSplit/>
+        </w:trPr>
         <w:tc>
           <w:tcPr>
             <w:tcW w:type="dxa" w:w="3341"/>
           </w:tcPr>
           <w:p>
             <w:r>
+              <w:rPr>
+                <w:sz w:val="16"/>
+              </w:rPr>
               <w:t>FR-24 / P0</w:t>
             </w:r>
           </w:p>
@@ -1731,6 +1811,9 @@
           </w:tcPr>
           <w:p>
             <w:r>
+              <w:rPr>
+                <w:sz w:val="16"/>
+              </w:rPr>
               <w:t>Bounded correction</w:t>
             </w:r>
           </w:p>
@@ -1741,18 +1824,27 @@
           </w:tcPr>
           <w:p>
             <w:r>
+              <w:rPr>
+                <w:sz w:val="16"/>
+              </w:rPr>
               <w:t>Include partial limitation before verification. At most one evidence-supported correction followed by re-verification; otherwise SHOW_FALLBACK. Operational failure is SYSTEM_ERROR</w:t>
             </w:r>
           </w:p>
         </w:tc>
       </w:tr>
       <w:tr>
+        <w:trPr>
+          <w:cantSplit/>
+        </w:trPr>
         <w:tc>
           <w:tcPr>
             <w:tcW w:type="dxa" w:w="3341"/>
           </w:tcPr>
           <w:p>
             <w:r>
+              <w:rPr>
+                <w:sz w:val="16"/>
+              </w:rPr>
               <w:t>FR-25 / P0</w:t>
             </w:r>
           </w:p>
@@ -1763,6 +1855,9 @@
           </w:tcPr>
           <w:p>
             <w:r>
+              <w:rPr>
+                <w:sz w:val="16"/>
+              </w:rPr>
               <w:t>Truthful progress and buffered delivery</w:t>
             </w:r>
           </w:p>
@@ -1773,18 +1868,27 @@
           </w:tcPr>
           <w:p>
             <w:r>
+              <w:rPr>
+                <w:sz w:val="16"/>
+              </w:rPr>
               <w:t>Backend stage events only; technical release after verification/integrity/save; exact saved stream and recovery. Fixed neutral fallback/error messages need no LLM success</w:t>
             </w:r>
           </w:p>
         </w:tc>
       </w:tr>
       <w:tr>
+        <w:trPr>
+          <w:cantSplit/>
+        </w:trPr>
         <w:tc>
           <w:tcPr>
             <w:tcW w:type="dxa" w:w="3341"/>
           </w:tcPr>
           <w:p>
             <w:r>
+              <w:rPr>
+                <w:sz w:val="16"/>
+              </w:rPr>
               <w:t>FR-26 / P0</w:t>
             </w:r>
           </w:p>
@@ -1795,6 +1899,9 @@
           </w:tcPr>
           <w:p>
             <w:r>
+              <w:rPr>
+                <w:sz w:val="16"/>
+              </w:rPr>
               <w:t>Independent acceptance</w:t>
             </w:r>
           </w:p>
@@ -1805,18 +1912,27 @@
           </w:tcPr>
           <w:p>
             <w:r>
+              <w:rPr>
+                <w:sz w:val="16"/>
+              </w:rPr>
               <w:t>Unseen rider questions, supported partial answers, false verifier acceptance/refusal, no leakage and accepted/streamed/recovered equality</w:t>
             </w:r>
           </w:p>
         </w:tc>
       </w:tr>
       <w:tr>
+        <w:trPr>
+          <w:cantSplit/>
+        </w:trPr>
         <w:tc>
           <w:tcPr>
             <w:tcW w:type="dxa" w:w="3341"/>
           </w:tcPr>
           <w:p>
             <w:r>
+              <w:rPr>
+                <w:sz w:val="16"/>
+              </w:rPr>
               <w:t>FR-27 / P0</w:t>
             </w:r>
           </w:p>
@@ -1827,6 +1943,9 @@
           </w:tcPr>
           <w:p>
             <w:r>
+              <w:rPr>
+                <w:sz w:val="16"/>
+              </w:rPr>
               <w:t>Fixed neutral fallback and operational error</w:t>
             </w:r>
           </w:p>
@@ -1837,7 +1956,10 @@
           </w:tcPr>
           <w:p>
             <w:r>
-              <w:t>For SHOW_FALLBACK, display this exact fixed application message: I couldn’t find relevant information in the selected manual to answer your question. Please contact Royal Enfield or an authorised service centre. Attach the verified OEM contact URI from source_manifest.json, preserving its manifest binding. Record the exact internal reason code IRRELEVANT_ANSWER, MISSING_SUPPORT or CORRECTION_UNSUCCESSFUL. Preserve specific provider, schema and source-integrity failure reason codes in telemetry while displaying the fixed neutral SYSTEM_ERROR message. This fallback is neutral application wording, not a verified technical answer. For SYSTEM_ERROR, display this exact fixed application message: I couldn’t check the answer right now. Please try again shortly. These fixed neutral messages require no successful LLM generation or verification call and remain available during provider failure. Do not expose rejected technical drafts or claim these messages received semantic technical approval. Preserve application routing, safety precedence, session ownership and saved delivery integrity.</w:t>
+              <w:rPr>
+                <w:sz w:val="16"/>
+              </w:rPr>
+              <w:t>Use exact neutral messages and manifest contact URI from current policy; no successful LLM call required. Keep fallback and SYSTEM_ERROR distinct.</w:t>
             </w:r>
           </w:p>
         </w:tc>
@@ -1880,6 +2002,7 @@
       <w:tr>
         <w:trPr>
           <w:tblHeader/>
+          <w:cantSplit/>
         </w:trPr>
         <w:tc>
           <w:tcPr>
@@ -2385,6 +2508,7 @@
       <w:tr>
         <w:trPr>
           <w:tblHeader/>
+          <w:cantSplit/>
         </w:trPr>
         <w:tc>
           <w:tcPr>
@@ -2785,6 +2909,7 @@
       <w:tr>
         <w:trPr>
           <w:tblHeader/>
+          <w:cantSplit/>
         </w:trPr>
         <w:tc>
           <w:tcPr>
@@ -3119,12 +3244,18 @@
           </w:tcPr>
           <w:p>
             <w:r>
+              <w:rPr>
+                <w:sz w:val="16"/>
+              </w:rPr>
               <w:t>Follow current exact authorized budget/spend ledger; historical INR800/640 figures are superseded. No new spending or billing change is authorized here.</w:t>
             </w:r>
           </w:p>
         </w:tc>
       </w:tr>
       <w:tr>
+        <w:trPr>
+          <w:cantSplit/>
+        </w:trPr>
         <w:tc>
           <w:tcPr>
             <w:tcW w:type="dxa" w:w="5011"/>
@@ -3311,7 +3442,7 @@
         <w:color w:val="526071"/>
         <w:sz w:val="16"/>
       </w:rPr>
-      <w:t xml:space="preserve">DRAFT • SOURCE REVIEW PENDING     |     09 OCTOBER 2026     |     </w:t>
+      <w:t xml:space="preserve">TRD v0.6 | DRAFT VERIFY STREAM | 11 OCTOBER 2026 | </w:t>
     </w:r>
     <w:fldSimple w:instr="PAGE"/>
   </w:p>
@@ -3324,6 +3455,13 @@
     <w:pPr>
       <w:pStyle w:val="Footer"/>
     </w:pPr>
+    <w:r>
+      <w:rPr>
+        <w:sz w:val="16"/>
+      </w:rPr>
+      <w:t xml:space="preserve">TRD v0.6 | DRAFT VERIFY STREAM | 11 OCTOBER 2026 | </w:t>
+    </w:r>
+    <w:fldSimple w:instr="PAGE"/>
   </w:p>
 </w:ftr>
 </file>
@@ -3334,6 +3472,13 @@
     <w:pPr>
       <w:pStyle w:val="Footer"/>
     </w:pPr>
+    <w:r>
+      <w:rPr>
+        <w:sz w:val="16"/>
+      </w:rPr>
+      <w:t xml:space="preserve">TRD v0.6 | DRAFT VERIFY STREAM | 11 OCTOBER 2026 | </w:t>
+    </w:r>
+    <w:fldSimple w:instr="PAGE"/>
   </w:p>
 </w:ftr>
 </file>

--- a/02_PRD.docx
+++ b/02_PRD.docx
@@ -3435,16 +3435,23 @@
   <w:p>
     <w:pPr>
       <w:pStyle w:val="Footer"/>
+      <w:ind w:left="0" w:right="0"/>
       <w:jc w:val="right"/>
     </w:pPr>
     <w:r>
       <w:rPr>
-        <w:color w:val="526071"/>
         <w:sz w:val="16"/>
       </w:rPr>
       <w:t xml:space="preserve">TRD v0.6 | DRAFT VERIFY STREAM | 11 OCTOBER 2026 | </w:t>
     </w:r>
-    <w:fldSimple w:instr="PAGE"/>
+    <w:fldSimple w:instr="PAGE">
+      <w:r>
+        <w:rPr>
+          <w:sz w:val="16"/>
+        </w:rPr>
+        <w:t>1</w:t>
+      </w:r>
+    </w:fldSimple>
   </w:p>
 </w:ftr>
 </file>
@@ -3454,6 +3461,8 @@
   <w:p>
     <w:pPr>
       <w:pStyle w:val="Footer"/>
+      <w:ind w:left="0" w:right="0"/>
+      <w:jc w:val="right"/>
     </w:pPr>
     <w:r>
       <w:rPr>
@@ -3461,7 +3470,14 @@
       </w:rPr>
       <w:t xml:space="preserve">TRD v0.6 | DRAFT VERIFY STREAM | 11 OCTOBER 2026 | </w:t>
     </w:r>
-    <w:fldSimple w:instr="PAGE"/>
+    <w:fldSimple w:instr="PAGE">
+      <w:r>
+        <w:rPr>
+          <w:sz w:val="16"/>
+        </w:rPr>
+        <w:t>1</w:t>
+      </w:r>
+    </w:fldSimple>
   </w:p>
 </w:ftr>
 </file>
@@ -3471,6 +3487,8 @@
   <w:p>
     <w:pPr>
       <w:pStyle w:val="Footer"/>
+      <w:ind w:left="0" w:right="0"/>
+      <w:jc w:val="right"/>
     </w:pPr>
     <w:r>
       <w:rPr>
@@ -3478,7 +3496,14 @@
       </w:rPr>
       <w:t xml:space="preserve">TRD v0.6 | DRAFT VERIFY STREAM | 11 OCTOBER 2026 | </w:t>
     </w:r>
-    <w:fldSimple w:instr="PAGE"/>
+    <w:fldSimple w:instr="PAGE">
+      <w:r>
+        <w:rPr>
+          <w:sz w:val="16"/>
+        </w:rPr>
+        <w:t>1</w:t>
+      </w:r>
+    </w:fldSimple>
   </w:p>
 </w:ftr>
 </file>
